--- a/Произведения/Мир богов. Новые боги.docx
+++ b/Произведения/Мир богов. Новые боги.docx
@@ -1689,7 +1689,14 @@
         <w:rPr>
           <w:lang w:eastAsia="ru-RU"/>
         </w:rPr>
-        <w:t>. Последние года обстановка</w:t>
+        <w:t xml:space="preserve">. </w:t>
+      </w:r>
+      <w:proofErr w:type="gramStart"/>
+      <w:r>
+        <w:rPr>
+          <w:lang w:eastAsia="ru-RU"/>
+        </w:rPr>
+        <w:t>Последние года обстановка</w:t>
       </w:r>
       <w:r>
         <w:rPr>
@@ -1749,8 +1756,29 @@
         <w:rPr>
           <w:lang w:eastAsia="ru-RU"/>
         </w:rPr>
-        <w:t>все как с цепи сорвались.</w:t>
-      </w:r>
+        <w:t xml:space="preserve">все как с цепи </w:t>
+      </w:r>
+      <w:proofErr w:type="spellStart"/>
+      <w:r>
+        <w:rPr>
+          <w:lang w:eastAsia="ru-RU"/>
+        </w:rPr>
+        <w:t>сорвалис</w:t>
+      </w:r>
+      <w:r>
+        <w:rPr>
+          <w:lang w:eastAsia="ru-RU"/>
+        </w:rPr>
+        <w:t>я</w:t>
+      </w:r>
+      <w:proofErr w:type="spellEnd"/>
+      <w:r>
+        <w:rPr>
+          <w:lang w:eastAsia="ru-RU"/>
+        </w:rPr>
+        <w:t>.</w:t>
+      </w:r>
+      <w:proofErr w:type="gramEnd"/>
       <w:r>
         <w:rPr>
           <w:lang w:eastAsia="ru-RU"/>
@@ -1865,8 +1893,22 @@
         <w:rPr>
           <w:lang w:eastAsia="ru-RU"/>
         </w:rPr>
-        <w:t xml:space="preserve"> попытались</w:t>
-      </w:r>
+        <w:t xml:space="preserve"> </w:t>
+      </w:r>
+      <w:proofErr w:type="spellStart"/>
+      <w:r>
+        <w:rPr>
+          <w:lang w:eastAsia="ru-RU"/>
+        </w:rPr>
+        <w:t>попыталис</w:t>
+      </w:r>
+      <w:r>
+        <w:rPr>
+          <w:lang w:eastAsia="ru-RU"/>
+        </w:rPr>
+        <w:t>я</w:t>
+      </w:r>
+      <w:proofErr w:type="spellEnd"/>
       <w:r>
         <w:rPr>
           <w:lang w:eastAsia="ru-RU"/>
@@ -1895,7 +1937,21 @@
         <w:rPr>
           <w:lang w:eastAsia="ru-RU"/>
         </w:rPr>
-        <w:t xml:space="preserve">, он выкинул её в интернет с разных фэйков, </w:t>
+        <w:t xml:space="preserve">, он выкинул её в интернет с </w:t>
+      </w:r>
+      <w:proofErr w:type="gramStart"/>
+      <w:r>
+        <w:rPr>
+          <w:lang w:eastAsia="ru-RU"/>
+        </w:rPr>
+        <w:t>разных</w:t>
+      </w:r>
+      <w:proofErr w:type="gramEnd"/>
+      <w:r>
+        <w:rPr>
+          <w:lang w:eastAsia="ru-RU"/>
+        </w:rPr>
+        <w:t xml:space="preserve"> фэйков, </w:t>
       </w:r>
       <w:r>
         <w:rPr>
@@ -1925,13 +1981,47 @@
         <w:rPr>
           <w:lang w:eastAsia="ru-RU"/>
         </w:rPr>
-        <w:t xml:space="preserve">. Обычные протесты аж в погромы переросли, </w:t>
-      </w:r>
-      <w:r>
-        <w:rPr>
-          <w:lang w:eastAsia="ru-RU"/>
-        </w:rPr>
-        <w:t>полицаи настолько отчаялись, что начали стрелять в недовольных граждан</w:t>
+        <w:t xml:space="preserve">. Обычные протесты </w:t>
+      </w:r>
+      <w:proofErr w:type="gramStart"/>
+      <w:r>
+        <w:rPr>
+          <w:lang w:eastAsia="ru-RU"/>
+        </w:rPr>
+        <w:t>аж</w:t>
+      </w:r>
+      <w:proofErr w:type="gramEnd"/>
+      <w:r>
+        <w:rPr>
+          <w:lang w:eastAsia="ru-RU"/>
+        </w:rPr>
+        <w:t xml:space="preserve"> в погромы переросли, </w:t>
+      </w:r>
+      <w:r>
+        <w:rPr>
+          <w:lang w:eastAsia="ru-RU"/>
+        </w:rPr>
+        <w:t xml:space="preserve">полицаи настолько </w:t>
+      </w:r>
+      <w:proofErr w:type="spellStart"/>
+      <w:r>
+        <w:rPr>
+          <w:lang w:eastAsia="ru-RU"/>
+        </w:rPr>
+        <w:t>отчаялис</w:t>
+      </w:r>
+      <w:r>
+        <w:rPr>
+          <w:lang w:eastAsia="ru-RU"/>
+        </w:rPr>
+        <w:t>я</w:t>
+      </w:r>
+      <w:proofErr w:type="spellEnd"/>
+      <w:r>
+        <w:rPr>
+          <w:lang w:eastAsia="ru-RU"/>
+        </w:rPr>
+        <w:t>, что начали стрелять в недовольных граждан</w:t>
       </w:r>
       <w:r>
         <w:rPr>
@@ -2311,7 +2401,27 @@
         <w:rPr>
           <w:lang w:eastAsia="ru-RU"/>
         </w:rPr>
-        <w:t xml:space="preserve"> был распахнут настежь. И оттуда доносились крики. Тоже</w:t>
+        <w:t xml:space="preserve"> был распахнут настежь. И оттуда </w:t>
+      </w:r>
+      <w:proofErr w:type="spellStart"/>
+      <w:r>
+        <w:rPr>
+          <w:lang w:eastAsia="ru-RU"/>
+        </w:rPr>
+        <w:t>доносилис</w:t>
+      </w:r>
+      <w:r>
+        <w:rPr>
+          <w:lang w:eastAsia="ru-RU"/>
+        </w:rPr>
+        <w:t>я</w:t>
+      </w:r>
+      <w:proofErr w:type="spellEnd"/>
+      <w:r>
+        <w:rPr>
+          <w:lang w:eastAsia="ru-RU"/>
+        </w:rPr>
+        <w:t xml:space="preserve"> крики. Тоже</w:t>
       </w:r>
       <w:r>
         <w:rPr>
@@ -3486,13 +3596,39 @@
         <w:rPr>
           <w:lang w:eastAsia="ru-RU"/>
         </w:rPr>
-        <w:t xml:space="preserve"> в доме ещё остал</w:t>
-      </w:r>
-      <w:r>
-        <w:rPr>
-          <w:lang w:eastAsia="ru-RU"/>
-        </w:rPr>
-        <w:t xml:space="preserve">ась </w:t>
+        <w:t xml:space="preserve"> в доме ещё </w:t>
+      </w:r>
+      <w:proofErr w:type="spellStart"/>
+      <w:r>
+        <w:rPr>
+          <w:lang w:eastAsia="ru-RU"/>
+        </w:rPr>
+        <w:t>остал</w:t>
+      </w:r>
+      <w:r>
+        <w:rPr>
+          <w:lang w:eastAsia="ru-RU"/>
+        </w:rPr>
+        <w:t>и</w:t>
+      </w:r>
+      <w:r>
+        <w:rPr>
+          <w:lang w:eastAsia="ru-RU"/>
+        </w:rPr>
+        <w:t>с</w:t>
+      </w:r>
+      <w:r>
+        <w:rPr>
+          <w:lang w:eastAsia="ru-RU"/>
+        </w:rPr>
+        <w:t>я</w:t>
+      </w:r>
+      <w:proofErr w:type="spellEnd"/>
+      <w:r>
+        <w:rPr>
+          <w:lang w:eastAsia="ru-RU"/>
+        </w:rPr>
+        <w:t xml:space="preserve"> </w:t>
       </w:r>
       <w:r>
         <w:rPr>
@@ -3828,7 +3964,27 @@
         <w:rPr>
           <w:lang w:eastAsia="ru-RU"/>
         </w:rPr>
-        <w:t xml:space="preserve"> предрешен. Не хочется, чтобы сюда сбежалась вся падаль из угодий, так что действовать нужно быстро. Интересно, я ещё не забыл, как метать топоры? Топор</w:t>
+        <w:t xml:space="preserve"> предрешен. Не хочется, чтобы сюда </w:t>
+      </w:r>
+      <w:proofErr w:type="spellStart"/>
+      <w:r>
+        <w:rPr>
+          <w:lang w:eastAsia="ru-RU"/>
+        </w:rPr>
+        <w:t>сбежалас</w:t>
+      </w:r>
+      <w:r>
+        <w:rPr>
+          <w:lang w:eastAsia="ru-RU"/>
+        </w:rPr>
+        <w:t>я</w:t>
+      </w:r>
+      <w:proofErr w:type="spellEnd"/>
+      <w:r>
+        <w:rPr>
+          <w:lang w:eastAsia="ru-RU"/>
+        </w:rPr>
+        <w:t xml:space="preserve"> вся падаль из угодий, так что действовать нужно быстро. Интересно, я ещё не забыл, как метать топоры? Топор</w:t>
       </w:r>
       <w:r>
         <w:rPr>
@@ -4013,7 +4169,41 @@
         <w:rPr>
           <w:lang w:eastAsia="ru-RU"/>
         </w:rPr>
-        <w:t xml:space="preserve"> ногой в бездыханное тело, я вернул своё боевое имущество. Голова убиенного не выдержала таких надругательств и практически развалилась с приятным чавкающим звуком. Небрежность при извлечении топора привела к дополнительной окраске окружающей архитектуры. Алые стены действительно радуют глаз.</w:t>
+        <w:t xml:space="preserve"> ногой в бездыханное тело, я вернул своё боевое имущество. Голова </w:t>
+      </w:r>
+      <w:proofErr w:type="gramStart"/>
+      <w:r>
+        <w:rPr>
+          <w:lang w:eastAsia="ru-RU"/>
+        </w:rPr>
+        <w:t>убиенного</w:t>
+      </w:r>
+      <w:proofErr w:type="gramEnd"/>
+      <w:r>
+        <w:rPr>
+          <w:lang w:eastAsia="ru-RU"/>
+        </w:rPr>
+        <w:t xml:space="preserve"> не выдержала таких надругательств и практически </w:t>
+      </w:r>
+      <w:proofErr w:type="spellStart"/>
+      <w:r>
+        <w:rPr>
+          <w:lang w:eastAsia="ru-RU"/>
+        </w:rPr>
+        <w:t>развалилас</w:t>
+      </w:r>
+      <w:r>
+        <w:rPr>
+          <w:lang w:eastAsia="ru-RU"/>
+        </w:rPr>
+        <w:t>я</w:t>
+      </w:r>
+      <w:proofErr w:type="spellEnd"/>
+      <w:r>
+        <w:rPr>
+          <w:lang w:eastAsia="ru-RU"/>
+        </w:rPr>
+        <w:t xml:space="preserve"> с приятным чавкающим звуком. Небрежность при извлечении топора привела к дополнительной окраске окружающей архитектуры. Алые стены действительно радуют глаз.</w:t>
       </w:r>
       <w:r>
         <w:rPr>
@@ -4384,7 +4574,13 @@
         <w:pStyle w:val="a4"/>
       </w:pPr>
       <w:r>
-        <w:t>Следующая добыча не заставила себя ждать и явилась на звуки потасовки</w:t>
+        <w:t>Следующая добыча не заставила себя ждать и явилас</w:t>
+      </w:r>
+      <w:r>
+        <w:t>ь</w:t>
+      </w:r>
+      <w:r>
+        <w:t xml:space="preserve"> на звуки потасовки</w:t>
       </w:r>
       <w:r>
         <w:t>, выйдя из комнаты в конце коридора</w:t>
@@ -4495,7 +4691,18 @@
         <w:pStyle w:val="a4"/>
       </w:pPr>
       <w:r>
-        <w:t xml:space="preserve">Оглушительный хлопок ударил по ушам. Ударная волна знатно всколыхнула внутренний мир. Осколки попытались проникнуть в тело, но, как и пули, в этом не преуспели. Зато одежде досталось. Не то, чтобы она была в хорошем состоянии, пропитанная литрами крови, но теперь уже не подлежала восстановлению. </w:t>
+        <w:t xml:space="preserve">Оглушительный хлопок ударил по ушам. Ударная волна знатно всколыхнула внутренний мир. Осколки </w:t>
+      </w:r>
+      <w:proofErr w:type="spellStart"/>
+      <w:r>
+        <w:t>попыталис</w:t>
+      </w:r>
+      <w:r>
+        <w:t>я</w:t>
+      </w:r>
+      <w:proofErr w:type="spellEnd"/>
+      <w:r>
+        <w:t xml:space="preserve"> проникнуть в тело, но, как и пули, в этом не преуспели. Зато одежде досталось. Не то, чтобы она была в хорошем состоянии, пропитанная литрами крови, но теперь уже не подлежала восстановлению. </w:t>
       </w:r>
     </w:p>
     <w:p>
@@ -5294,7 +5501,27 @@
         <w:rPr>
           <w:lang w:eastAsia="ru-RU"/>
         </w:rPr>
-        <w:t xml:space="preserve">напоминали истории о захвате городов в Средние Века. Испуганные жители кучками стояли у подъездов, окружённые полицаями, дожидаясь своей участи. Озверевшие полицаи волочили и избивали тех, кого ещё не успели выгнать на улицу. Из домов доносились леденящие душу крики и мольбы. Мужчин и женщин, смевших сопротивляться, жестоко убивали на месте. Тем же, кто им приглянулся, ждала совсем незавидная участь. </w:t>
+        <w:t xml:space="preserve">напоминали истории о захвате городов в Средние Века. Испуганные жители кучками стояли у подъездов, окружённые полицаями, дожидаясь своей участи. Озверевшие полицаи волочили и избивали тех, кого ещё не успели выгнать на улицу. Из домов </w:t>
+      </w:r>
+      <w:proofErr w:type="spellStart"/>
+      <w:r>
+        <w:rPr>
+          <w:lang w:eastAsia="ru-RU"/>
+        </w:rPr>
+        <w:t>доносилис</w:t>
+      </w:r>
+      <w:r>
+        <w:rPr>
+          <w:lang w:eastAsia="ru-RU"/>
+        </w:rPr>
+        <w:t>я</w:t>
+      </w:r>
+      <w:proofErr w:type="spellEnd"/>
+      <w:r>
+        <w:rPr>
+          <w:lang w:eastAsia="ru-RU"/>
+        </w:rPr>
+        <w:t xml:space="preserve"> леденящие душу крики и мольбы. Мужчин и женщин, смевших сопротивляться, жестоко убивали на месте. Тем же, кто им приглянулся, ждала совсем незавидная участь. </w:t>
       </w:r>
       <w:r>
         <w:rPr>
@@ -5334,7 +5561,27 @@
         <w:rPr>
           <w:lang w:eastAsia="ru-RU"/>
         </w:rPr>
-        <w:t>Едва уловимым смертельным ветром я проносился мимо ничего не подозревавших полицаев. Только спустя десятки драгоценных секунд они начали замечать, что их подельники падают замертво, с перерубленными шеями или даже обезглавленные. Лишь некоторые, особо расторопные из полицаев, попытались потягаться со смертоносной стихией. Однако их попытки привели лишь к радикальному их обезоруживанию. Их судьбу решат те, чьи жизни они хотели прервать.</w:t>
+        <w:t xml:space="preserve">Едва уловимым смертельным ветром я проносился мимо ничего не подозревавших полицаев. Только спустя десятки драгоценных секунд они начали замечать, что их подельники падают замертво, с перерубленными шеями или даже обезглавленные. Лишь некоторые, особо расторопные из полицаев, </w:t>
+      </w:r>
+      <w:proofErr w:type="spellStart"/>
+      <w:r>
+        <w:rPr>
+          <w:lang w:eastAsia="ru-RU"/>
+        </w:rPr>
+        <w:t>попыталис</w:t>
+      </w:r>
+      <w:r>
+        <w:rPr>
+          <w:lang w:eastAsia="ru-RU"/>
+        </w:rPr>
+        <w:t>я</w:t>
+      </w:r>
+      <w:proofErr w:type="spellEnd"/>
+      <w:r>
+        <w:rPr>
+          <w:lang w:eastAsia="ru-RU"/>
+        </w:rPr>
+        <w:t xml:space="preserve"> потягаться со смертоносной стихией. Однако их попытки привели лишь к радикальному их обезоруживанию. Их судьбу решат те, чьи жизни они хотели прервать.</w:t>
       </w:r>
       <w:r>
         <w:rPr>
@@ -5380,7 +5627,47 @@
         <w:rPr>
           <w:lang w:eastAsia="ru-RU"/>
         </w:rPr>
-        <w:t>Вырвавшись из двора, я во мгновение ока преодолел разделявшие дворы школу, стадион и детский сад, попутно вырезая встречавшихся на пути супостатов. В том дворе было заметно тише, стало быть, сюда они ещё не добрались. Значит, распределились очагово, даст немного времени.</w:t>
+        <w:t xml:space="preserve">Вырвавшись из двора, я во мгновение ока преодолел разделявшие дворы школу, стадион и детский сад, попутно вырезая встречавшихся на пути супостатов. В том дворе было заметно тише, стало быть, сюда они ещё не </w:t>
+      </w:r>
+      <w:proofErr w:type="spellStart"/>
+      <w:r>
+        <w:rPr>
+          <w:lang w:eastAsia="ru-RU"/>
+        </w:rPr>
+        <w:t>добралис</w:t>
+      </w:r>
+      <w:r>
+        <w:rPr>
+          <w:lang w:eastAsia="ru-RU"/>
+        </w:rPr>
+        <w:t>я</w:t>
+      </w:r>
+      <w:proofErr w:type="spellEnd"/>
+      <w:r>
+        <w:rPr>
+          <w:lang w:eastAsia="ru-RU"/>
+        </w:rPr>
+        <w:t xml:space="preserve">. Значит, </w:t>
+      </w:r>
+      <w:proofErr w:type="spellStart"/>
+      <w:r>
+        <w:rPr>
+          <w:lang w:eastAsia="ru-RU"/>
+        </w:rPr>
+        <w:t>распределилис</w:t>
+      </w:r>
+      <w:r>
+        <w:rPr>
+          <w:lang w:eastAsia="ru-RU"/>
+        </w:rPr>
+        <w:t>я</w:t>
+      </w:r>
+      <w:proofErr w:type="spellEnd"/>
+      <w:r>
+        <w:rPr>
+          <w:lang w:eastAsia="ru-RU"/>
+        </w:rPr>
+        <w:t xml:space="preserve"> очагово, даст немного времени.</w:t>
       </w:r>
       <w:r>
         <w:rPr>
@@ -5532,7 +5819,26 @@
         <w:pStyle w:val="a"/>
       </w:pPr>
       <w:r>
-        <w:t xml:space="preserve">Хорошо, – Катя было хотела обнять меня, но резко остановилась, вспомнив, что я весь в крови. Вместо этого </w:t>
+        <w:t xml:space="preserve">Хорошо, – </w:t>
+      </w:r>
+      <w:proofErr w:type="gramStart"/>
+      <w:r>
+        <w:t>Катя</w:t>
+      </w:r>
+      <w:proofErr w:type="gramEnd"/>
+      <w:r>
+        <w:t xml:space="preserve"> было хотела обнять меня, но резко </w:t>
+      </w:r>
+      <w:proofErr w:type="spellStart"/>
+      <w:r>
+        <w:t>остановилас</w:t>
+      </w:r>
+      <w:r>
+        <w:t>я</w:t>
+      </w:r>
+      <w:proofErr w:type="spellEnd"/>
+      <w:r>
+        <w:t xml:space="preserve">, вспомнив, что я весь в крови. Вместо этого </w:t>
       </w:r>
       <w:r>
         <w:t>она меня поцеловала поцелуем столь долгим, будто он был последним</w:t>
@@ -5885,10 +6191,30 @@
         <w:pStyle w:val="a4"/>
       </w:pPr>
       <w:r>
-        <w:t>Дома меня дожидались</w:t>
-      </w:r>
-      <w:r>
-        <w:t xml:space="preserve"> маму и Катю, </w:t>
+        <w:t xml:space="preserve">Дома меня </w:t>
+      </w:r>
+      <w:proofErr w:type="spellStart"/>
+      <w:r>
+        <w:t>дожидалис</w:t>
+      </w:r>
+      <w:r>
+        <w:t>я</w:t>
+      </w:r>
+      <w:proofErr w:type="spellEnd"/>
+      <w:r>
+        <w:t xml:space="preserve"> мам</w:t>
+      </w:r>
+      <w:r>
+        <w:t>а</w:t>
+      </w:r>
+      <w:r>
+        <w:t xml:space="preserve"> и Кат</w:t>
+      </w:r>
+      <w:r>
+        <w:t>я</w:t>
+      </w:r>
+      <w:r>
+        <w:t xml:space="preserve">, </w:t>
       </w:r>
       <w:r>
         <w:t xml:space="preserve">которая пыталась её успокоить, попутно чем-то отпаивая. Мама заметно ослабела. Хоть кровотечения у неё не наблюдалось, но крови она потерять успела. Да и такой стресс сильно выбивает из сил, не говоря уже про ранение. </w:t>
@@ -6085,7 +6411,18 @@
         <w:t xml:space="preserve">. </w:t>
       </w:r>
       <w:r>
-        <w:t>Потому советом было решено отправить основные силы ополчения в Центр, для зачистки группировок федералов, что угнездились в университетах и административных центрах</w:t>
+        <w:t xml:space="preserve">Потому советом было решено отправить основные силы ополчения в Центр, для зачистки группировок федералов, что </w:t>
+      </w:r>
+      <w:proofErr w:type="spellStart"/>
+      <w:r>
+        <w:t>угнездилис</w:t>
+      </w:r>
+      <w:r>
+        <w:t>я</w:t>
+      </w:r>
+      <w:proofErr w:type="spellEnd"/>
+      <w:r>
+        <w:t xml:space="preserve"> в университетах и административных центрах</w:t>
       </w:r>
       <w:r>
         <w:t>.</w:t>
@@ -6111,7 +6448,18 @@
         <w:pStyle w:val="a4"/>
       </w:pPr>
       <w:r>
-        <w:t>Мы прибыли в центральный район и сразу отправились к главному корпусу университета. Данные разведки не обрадовали.</w:t>
+        <w:t xml:space="preserve">Мы прибыли в центральный район и сразу </w:t>
+      </w:r>
+      <w:proofErr w:type="spellStart"/>
+      <w:r>
+        <w:t>отправилис</w:t>
+      </w:r>
+      <w:r>
+        <w:t>я</w:t>
+      </w:r>
+      <w:proofErr w:type="spellEnd"/>
+      <w:r>
+        <w:t xml:space="preserve"> к главному корпусу университета. Данные разведки не обрадовали.</w:t>
       </w:r>
       <w:r>
         <w:t xml:space="preserve"> </w:t>
@@ -6225,7 +6573,18 @@
         <w:t xml:space="preserve">, раздался жуткий мужской крик, показавшийся мне до боли знакомым. </w:t>
       </w:r>
       <w:r>
-        <w:t xml:space="preserve">Крики доносились со второго этажа, в мою бытность студентом там располагался небольшой кафетерий. </w:t>
+        <w:t xml:space="preserve">Крики </w:t>
+      </w:r>
+      <w:proofErr w:type="spellStart"/>
+      <w:r>
+        <w:t>доносилис</w:t>
+      </w:r>
+      <w:r>
+        <w:t>я</w:t>
+      </w:r>
+      <w:proofErr w:type="spellEnd"/>
+      <w:r>
+        <w:t xml:space="preserve"> со второго этажа, в мою бытность студентом там располагался небольшой кафетерий. </w:t>
       </w:r>
       <w:r>
         <w:t>Раз парню нужна помощь, то начну оттуда, заодно и поголовье ублюдков сокращу.</w:t>
@@ -6482,7 +6841,18 @@
         <w:t xml:space="preserve"> </w:t>
       </w:r>
       <w:r>
-        <w:t>Злость от столько наглого полета не заставила себя ждать, и я начала атаковать бугая. Практически безостановочная серия яростных ударов обрушилась на корпус и голову неудачливого противника. Какие-то из ударов, в основном те, что приходились на живот, он с трудом блокировал, однако помогало это не сильно. Краем г</w:t>
+        <w:t xml:space="preserve">Злость от столько наглого полета не заставила себя ждать, и я начала атаковать бугая. Практически безостановочная серия яростных ударов обрушилась на корпус и голову неудачливого противника. Какие-то из ударов, в основном те, что </w:t>
+      </w:r>
+      <w:proofErr w:type="spellStart"/>
+      <w:r>
+        <w:t>приходилис</w:t>
+      </w:r>
+      <w:r>
+        <w:t>я</w:t>
+      </w:r>
+      <w:proofErr w:type="spellEnd"/>
+      <w:r>
+        <w:t xml:space="preserve"> на живот, он с трудом блокировал, однако помогало это не сильно. Краем г</w:t>
       </w:r>
       <w:r>
         <w:t>лаза я заметил движение справа</w:t>
@@ -6621,7 +6991,13 @@
         <w:t xml:space="preserve"> не преминул воспользоваться столь удачно подвернувшимся преимуществом и схватил меня. </w:t>
       </w:r>
       <w:r>
-        <w:t>Серия тяжелых ударов обрушилась на мою грудную клетку, стремительный хук, нацеленный в мои оскаленные зубы. Техничная попытка мне навредить не увенчалась успехом. Вишенкой на бойцовском торте послужил мощный пинок в живот, который я, хотя бы, почувствовал.</w:t>
+        <w:t>Серия тяжелых ударов обрушилась на мою грудную клетку, стремительный хук, нацеленный в мои оскаленные зубы. Техничная попытка мне навредить не увенчалас</w:t>
+      </w:r>
+      <w:r>
+        <w:t>ь</w:t>
+      </w:r>
+      <w:r>
+        <w:t xml:space="preserve"> успехом. Вишенкой на бойцовском торте послужил мощный пинок в живот, который я, хотя бы, почувствовал.</w:t>
       </w:r>
       <w:r>
         <w:t xml:space="preserve"> Ошеломленный от такого напора и удара в красивое личико, я полетел спиной в ближайший стол. </w:t>
@@ -6930,10 +7306,29 @@
         <w:pStyle w:val="a4"/>
       </w:pPr>
       <w:r>
-        <w:t xml:space="preserve">Сообщив командиру ситуацию, а так же путь до входа в металлургический корпус, я задумался о том, где достать обезболивающее. Заодно нужно и узнать, как там мама и Катя. О, связь появилась. Видимо, ополченцы таки разобрались с проклятой </w:t>
+        <w:t xml:space="preserve">Сообщив командиру ситуацию, а так же путь до входа в металлургический корпус, я задумался о том, где достать обезболивающее. Заодно нужно и узнать, как там мама и Катя. О, связь появилась. Видимо, ополченцы таки </w:t>
       </w:r>
       <w:proofErr w:type="spellStart"/>
       <w:r>
+        <w:t>разобралис</w:t>
+      </w:r>
+      <w:r>
+        <w:t>я</w:t>
+      </w:r>
+      <w:proofErr w:type="spellEnd"/>
+      <w:r>
+        <w:t xml:space="preserve"> с </w:t>
+      </w:r>
+      <w:proofErr w:type="gramStart"/>
+      <w:r>
+        <w:t>проклятой</w:t>
+      </w:r>
+      <w:proofErr w:type="gramEnd"/>
+      <w:r>
+        <w:t xml:space="preserve"> </w:t>
+      </w:r>
+      <w:proofErr w:type="spellStart"/>
+      <w:r>
         <w:t>глушилкой</w:t>
       </w:r>
       <w:proofErr w:type="spellEnd"/>
@@ -6946,7 +7341,18 @@
         <w:pStyle w:val="a4"/>
       </w:pPr>
       <w:r>
-        <w:t xml:space="preserve">Связавшись с Катей, я узнал, что они с мамой находились буквально через дорогу, в первой </w:t>
+        <w:t xml:space="preserve">Связавшись с Катей, я узнал, что они с мамой </w:t>
+      </w:r>
+      <w:proofErr w:type="spellStart"/>
+      <w:r>
+        <w:t>находилис</w:t>
+      </w:r>
+      <w:r>
+        <w:t>я</w:t>
+      </w:r>
+      <w:proofErr w:type="spellEnd"/>
+      <w:r>
+        <w:t xml:space="preserve"> буквально через дорогу, в первой </w:t>
       </w:r>
       <w:proofErr w:type="spellStart"/>
       <w:r>
@@ -7234,7 +7640,18 @@
         <w:pStyle w:val="a4"/>
       </w:pPr>
       <w:r>
-        <w:t xml:space="preserve">Примерно в этот момент мы и поднялись к Фрину. Судя по виду, ему было крайне плохо. Практически лежал на этом уже почти мертвом пластиковом стуле. Как это стул вообще ещё цел? </w:t>
+        <w:t xml:space="preserve">Примерно в этот момент мы и </w:t>
+      </w:r>
+      <w:proofErr w:type="spellStart"/>
+      <w:r>
+        <w:t>поднялис</w:t>
+      </w:r>
+      <w:r>
+        <w:t>я</w:t>
+      </w:r>
+      <w:proofErr w:type="spellEnd"/>
+      <w:r>
+        <w:t xml:space="preserve"> к Фрину. Судя по виду, ему было крайне плохо. Практически лежал на этом уже почти мертвом пластиковом стуле. Как это стул вообще ещё цел? </w:t>
       </w:r>
       <w:r>
         <w:rPr>
@@ -7251,7 +7668,18 @@
         <w:pStyle w:val="a"/>
       </w:pPr>
       <w:r>
-        <w:t xml:space="preserve">А это что за мясо тут развалилось?! – громко возмутилась Катя, глядя </w:t>
+        <w:t xml:space="preserve">А это что за мясо тут развалилось?! – громко </w:t>
+      </w:r>
+      <w:proofErr w:type="spellStart"/>
+      <w:r>
+        <w:t>возмутилас</w:t>
+      </w:r>
+      <w:r>
+        <w:t>я</w:t>
+      </w:r>
+      <w:proofErr w:type="spellEnd"/>
+      <w:r>
+        <w:t xml:space="preserve"> Катя, глядя </w:t>
       </w:r>
       <w:r>
         <w:t>на Фрина, но, видимо из-за стресса, не разглядев его полностью.</w:t>
@@ -7604,8 +8032,13 @@
       <w:r>
         <w:t xml:space="preserve">Это ещё </w:t>
       </w:r>
-      <w:r>
-        <w:t>каких-таких дев</w:t>
+      <w:proofErr w:type="gramStart"/>
+      <w:r>
+        <w:t>каких-таких</w:t>
+      </w:r>
+      <w:proofErr w:type="gramEnd"/>
+      <w:r>
+        <w:t xml:space="preserve"> дев</w:t>
       </w:r>
       <w:r>
         <w:t>ок</w:t>
@@ -7614,7 +8047,18 @@
         <w:t>?!</w:t>
       </w:r>
       <w:r>
-        <w:t xml:space="preserve"> – внезапно в разговор включилась очнувшаяся от шока Катя.</w:t>
+        <w:t xml:space="preserve"> – внезапно в разговор </w:t>
+      </w:r>
+      <w:proofErr w:type="spellStart"/>
+      <w:r>
+        <w:t>включилас</w:t>
+      </w:r>
+      <w:r>
+        <w:t>я</w:t>
+      </w:r>
+      <w:proofErr w:type="spellEnd"/>
+      <w:r>
+        <w:t xml:space="preserve"> очнувшаяся от шока Катя.</w:t>
       </w:r>
     </w:p>
     <w:p>
@@ -7788,7 +8232,29 @@
       </w:r>
       <w:proofErr w:type="spellEnd"/>
       <w:r>
-        <w:t xml:space="preserve">. Если после применения порошка, что ускоряет свертывание крови, совместить раны, то засохшая кровь их скрепит. Свернувшаяся кровь обладает достаточной прочностью, чтобы раны снова не открылись и не разошлись. Если их, конечно, сильно не дергать. Но тут проблемы не будет. Фрин даже улыбаться теперь вряд ли сможет. Разве что немного скалиться, да и то не факт. </w:t>
+        <w:t xml:space="preserve">. Если после применения порошка, что ускоряет свертывание крови, совместить раны, то засохшая кровь их скрепит. Свернувшаяся кровь обладает достаточной прочностью, чтобы раны снова не </w:t>
+      </w:r>
+      <w:proofErr w:type="spellStart"/>
+      <w:r>
+        <w:t>открылис</w:t>
+      </w:r>
+      <w:r>
+        <w:t>я</w:t>
+      </w:r>
+      <w:proofErr w:type="spellEnd"/>
+      <w:r>
+        <w:t xml:space="preserve"> и не </w:t>
+      </w:r>
+      <w:proofErr w:type="spellStart"/>
+      <w:r>
+        <w:t>разошлис</w:t>
+      </w:r>
+      <w:r>
+        <w:t>я</w:t>
+      </w:r>
+      <w:proofErr w:type="spellEnd"/>
+      <w:r>
+        <w:t xml:space="preserve">. Если их, конечно, сильно не дергать. Но тут проблемы не будет. Фрин даже улыбаться теперь вряд ли сможет. Разве что немного скалиться, да и то не факт. </w:t>
       </w:r>
     </w:p>
     <w:p>
@@ -8102,7 +8568,26 @@
         <w:pStyle w:val="a4"/>
       </w:pPr>
       <w:r>
-        <w:t xml:space="preserve">Столь пренебрежительное, как ей показалось, прозвище настолько взбесило Катю, что она рванула в сторону Фрина с явным намерением того избить. Она уже замахнулась, чтобы отвесить нахалу звонкую пощечину, но вовремя сдержалась. Вновь увидев его состояние, она, хоть и с огромным трудом, успокоилась. Однако всё же </w:t>
+        <w:t xml:space="preserve">Столь пренебрежительное, как ей показалось, прозвище настолько взбесило Катю, что она рванула в сторону Фрина с явным намерением того избить. Она уже </w:t>
+      </w:r>
+      <w:proofErr w:type="spellStart"/>
+      <w:r>
+        <w:t>замахнулас</w:t>
+      </w:r>
+      <w:r>
+        <w:t>я</w:t>
+      </w:r>
+      <w:proofErr w:type="spellEnd"/>
+      <w:r>
+        <w:t xml:space="preserve">, чтобы отвесить </w:t>
+      </w:r>
+      <w:proofErr w:type="gramStart"/>
+      <w:r>
+        <w:t>нахалу</w:t>
+      </w:r>
+      <w:proofErr w:type="gramEnd"/>
+      <w:r>
+        <w:t xml:space="preserve"> звонкую пощечину, но вовремя сдержалась. Вновь увидев его состояние, она, хоть и с огромным трудом, успокоилась. Однако всё же </w:t>
       </w:r>
       <w:r>
         <w:t xml:space="preserve">чуть ли не прорычала ему: </w:t>
@@ -8273,7 +8758,18 @@
         <w:t xml:space="preserve"> </w:t>
       </w:r>
       <w:r>
-        <w:t>Внезапно с первого этажа донеслись шорохи и переговоры. Фрин и Катя их не уловили, но я слышал их отчетливо. Бряцанье небрежно надетой экипировки, неуверенн</w:t>
+        <w:t xml:space="preserve">Внезапно с первого этажа </w:t>
+      </w:r>
+      <w:proofErr w:type="spellStart"/>
+      <w:r>
+        <w:t>донеслис</w:t>
+      </w:r>
+      <w:r>
+        <w:t>я</w:t>
+      </w:r>
+      <w:proofErr w:type="spellEnd"/>
+      <w:r>
+        <w:t xml:space="preserve"> шорохи и переговоры. Фрин и Катя их не уловили, но я слышал их отчетливо. Бряцанье небрежно надетой экипировки, неуверенн</w:t>
       </w:r>
       <w:r>
         <w:t>ое шарканье шагов</w:t>
@@ -8585,7 +9081,18 @@
         <w:t xml:space="preserve"> Пистолет действительно сподручнее. Так я смогу не подпустить к Кате врагов, не отходя от неё ни на шаг.</w:t>
       </w:r>
       <w:r>
-        <w:t xml:space="preserve"> Без лишнего промедления, надев пояс и приободрив Катю, мы выдвинулись с ней в путь.</w:t>
+        <w:t xml:space="preserve"> Без лишнего промедления, надев пояс и приободрив Катю, мы </w:t>
+      </w:r>
+      <w:proofErr w:type="spellStart"/>
+      <w:r>
+        <w:t>выдвинулис</w:t>
+      </w:r>
+      <w:r>
+        <w:t>я</w:t>
+      </w:r>
+      <w:proofErr w:type="spellEnd"/>
+      <w:r>
+        <w:t xml:space="preserve"> с ней в путь.</w:t>
       </w:r>
     </w:p>
     <w:p>
@@ -8652,7 +9159,18 @@
         <w:t>отому о</w:t>
       </w:r>
       <w:r>
-        <w:t>риентироваться приходилось исключительно по</w:t>
+        <w:t xml:space="preserve">риентироваться </w:t>
+      </w:r>
+      <w:proofErr w:type="spellStart"/>
+      <w:r>
+        <w:t>приходилос</w:t>
+      </w:r>
+      <w:r>
+        <w:t>я</w:t>
+      </w:r>
+      <w:proofErr w:type="spellEnd"/>
+      <w:r>
+        <w:t xml:space="preserve"> исключительно по</w:t>
       </w:r>
       <w:r>
         <w:t xml:space="preserve"> мельком</w:t>
@@ -8819,7 +9337,18 @@
         <w:t>Усилием железной воли я заставил себя на время забыть о маме, о Кате. Сейчас мне важно только одно – очисть город от полицаев.</w:t>
       </w:r>
       <w:r>
-        <w:t xml:space="preserve"> С трудом я попрощался с Катей, стараясь не подавать виду. Ей не нужно за меня беспокоиться.</w:t>
+        <w:t xml:space="preserve"> С трудом я попрощался с Катей, </w:t>
+      </w:r>
+      <w:proofErr w:type="spellStart"/>
+      <w:r>
+        <w:t>стараяс</w:t>
+      </w:r>
+      <w:r>
+        <w:t>я</w:t>
+      </w:r>
+      <w:proofErr w:type="spellEnd"/>
+      <w:r>
+        <w:t xml:space="preserve"> не подавать виду. Ей не нужно за меня беспокоиться.</w:t>
       </w:r>
       <w:r>
         <w:rPr>
@@ -8847,7 +9376,18 @@
         <w:pStyle w:val="a4"/>
       </w:pPr>
       <w:r>
-        <w:t xml:space="preserve">Ополченцы уже полноценно закрепились на месте нашей кровавой битвы. </w:t>
+        <w:t xml:space="preserve">Ополченцы уже полноценно </w:t>
+      </w:r>
+      <w:proofErr w:type="spellStart"/>
+      <w:r>
+        <w:t>закрепилис</w:t>
+      </w:r>
+      <w:r>
+        <w:t>я</w:t>
+      </w:r>
+      <w:proofErr w:type="spellEnd"/>
+      <w:r>
+        <w:t xml:space="preserve"> на месте нашей кровавой битвы. </w:t>
       </w:r>
       <w:r>
         <w:t>Фрин, со свойственной ему педантичностью, проверял своё снаряжение, попутно рассказывая командиру о местных тайнах и сюрпризах</w:t>
@@ -8865,7 +9405,18 @@
         <w:t>,</w:t>
       </w:r>
       <w:r>
-        <w:t xml:space="preserve"> помимо прочего, за его поясом виднелись два моих</w:t>
+        <w:t xml:space="preserve"> помимо прочего, за его поясом </w:t>
+      </w:r>
+      <w:proofErr w:type="spellStart"/>
+      <w:r>
+        <w:t>виднелис</w:t>
+      </w:r>
+      <w:r>
+        <w:t>я</w:t>
+      </w:r>
+      <w:proofErr w:type="spellEnd"/>
+      <w:r>
+        <w:t xml:space="preserve"> два моих</w:t>
       </w:r>
       <w:r>
         <w:t xml:space="preserve"> топора, заботливо приведенные в первозданный вид. </w:t>
@@ -9055,7 +9606,18 @@
         <w:pStyle w:val="a4"/>
       </w:pPr>
       <w:r>
-        <w:t>И вот, после сообщения командиру, мы отправились покорять лабиринты университета.</w:t>
+        <w:t xml:space="preserve">И вот, после сообщения командиру, мы </w:t>
+      </w:r>
+      <w:proofErr w:type="spellStart"/>
+      <w:r>
+        <w:t>отправилис</w:t>
+      </w:r>
+      <w:r>
+        <w:t>я</w:t>
+      </w:r>
+      <w:proofErr w:type="spellEnd"/>
+      <w:r>
+        <w:t xml:space="preserve"> покорять лабиринты университета.</w:t>
       </w:r>
       <w:r>
         <w:t xml:space="preserve"> </w:t>
@@ -9148,17 +9710,44 @@
         <w:t>Миновав ряд «стеклянных» аудиторий</w:t>
       </w:r>
       <w:r>
-        <w:t>, что находились напротив балкона</w:t>
-      </w:r>
-      <w:r>
-        <w:t xml:space="preserve">, мы ступили на неисследованную территорию врага. Некоторые двери оказались не заперты, некоторые приходилось отворять </w:t>
+        <w:t xml:space="preserve">, что </w:t>
+      </w:r>
+      <w:proofErr w:type="spellStart"/>
+      <w:r>
+        <w:t>находилис</w:t>
+      </w:r>
+      <w:r>
+        <w:t>я</w:t>
+      </w:r>
+      <w:proofErr w:type="spellEnd"/>
+      <w:r>
+        <w:t xml:space="preserve"> напротив балкона</w:t>
+      </w:r>
+      <w:r>
+        <w:t xml:space="preserve">, мы ступили на неисследованную территорию врага. Некоторые двери </w:t>
+      </w:r>
+      <w:proofErr w:type="spellStart"/>
+      <w:r>
+        <w:t>оказалис</w:t>
+      </w:r>
+      <w:r>
+        <w:t>я</w:t>
+      </w:r>
+      <w:proofErr w:type="spellEnd"/>
+      <w:r>
+        <w:t xml:space="preserve"> не заперты, некоторые приходилось отворять </w:t>
       </w:r>
       <w:r>
         <w:t xml:space="preserve">силой, но помещение за помещением </w:t>
       </w:r>
-      <w:r>
-        <w:t>оказывались</w:t>
-      </w:r>
+      <w:proofErr w:type="spellStart"/>
+      <w:r>
+        <w:t>оказывалис</w:t>
+      </w:r>
+      <w:r>
+        <w:t>я</w:t>
+      </w:r>
+      <w:proofErr w:type="spellEnd"/>
       <w:r>
         <w:t xml:space="preserve"> пусты.</w:t>
       </w:r>
@@ -9218,7 +9807,18 @@
         <w:t>Здесь нужно быть предельно</w:t>
       </w:r>
       <w:r>
-        <w:t xml:space="preserve"> осторожным. Слишком уж тут много мест, откуда могут пристрелить незадачливого путника. Справа находился остекленный тоннель, ведущий в блок поточных аудиторий. Справа, буквально за стеной, лестница, соединяющая все шесть этажей. А снизу, под подобием балкона, располагались гардероб и вход. К тому же, за лестницей был закуток, где когда-то располагался буфет. И Фрину предстояло все эти направления проверить.</w:t>
+        <w:t xml:space="preserve"> осторожным. Слишком уж тут много мест, откуда могут пристрелить незадачливого путника. Справа находился остекленный тоннель, ведущий в блок поточных аудиторий. Справа, буквально за стеной, лестница, соединяющая все шесть этажей. А снизу, под подобием балкона, </w:t>
+      </w:r>
+      <w:proofErr w:type="spellStart"/>
+      <w:r>
+        <w:t>располагалис</w:t>
+      </w:r>
+      <w:r>
+        <w:t>я</w:t>
+      </w:r>
+      <w:proofErr w:type="spellEnd"/>
+      <w:r>
+        <w:t xml:space="preserve"> гардероб и вход. К тому же, за лестницей был закуток, где когда-то располагался буфет. И Фрину предстояло все эти направления проверить.</w:t>
       </w:r>
     </w:p>
     <w:p>
@@ -9590,8 +10190,16 @@
         <w:t xml:space="preserve"> командиру. Несказанное удивление последнего столь удачно складывающейся ситуации можно понять. Без боя</w:t>
       </w:r>
       <w:r>
-        <w:t xml:space="preserve"> оказалось</w:t>
-      </w:r>
+        <w:t xml:space="preserve"> </w:t>
+      </w:r>
+      <w:proofErr w:type="spellStart"/>
+      <w:r>
+        <w:t>оказалос</w:t>
+      </w:r>
+      <w:r>
+        <w:t>я</w:t>
+      </w:r>
+      <w:proofErr w:type="spellEnd"/>
       <w:r>
         <w:t xml:space="preserve"> </w:t>
       </w:r>
@@ -9692,7 +10300,18 @@
         <w:pStyle w:val="a4"/>
       </w:pPr>
       <w:r>
-        <w:t xml:space="preserve">Дежурно проверив пролет лестницы, что вел на второй этаж, мы отправились выше. </w:t>
+        <w:t xml:space="preserve">Дежурно проверив пролет лестницы, что вел на второй этаж, мы </w:t>
+      </w:r>
+      <w:proofErr w:type="spellStart"/>
+      <w:r>
+        <w:t>отправилис</w:t>
+      </w:r>
+      <w:r>
+        <w:t>я</w:t>
+      </w:r>
+      <w:proofErr w:type="spellEnd"/>
+      <w:r>
+        <w:t xml:space="preserve"> выше. </w:t>
       </w:r>
       <w:r>
         <w:rPr>
@@ -9959,8 +10578,16 @@
       <w:r>
         <w:t xml:space="preserve">Нужно понять, где </w:t>
       </w:r>
-      <w:r>
-        <w:t>затаилась добыча</w:t>
+      <w:proofErr w:type="spellStart"/>
+      <w:r>
+        <w:t>затаилас</w:t>
+      </w:r>
+      <w:r>
+        <w:t>я</w:t>
+      </w:r>
+      <w:proofErr w:type="spellEnd"/>
+      <w:r>
+        <w:t xml:space="preserve"> добыча</w:t>
       </w:r>
       <w:r>
         <w:t>. Про</w:t>
@@ -10828,12 +11455,32 @@
         <w:rPr>
           <w:color w:val="FF0000"/>
         </w:rPr>
-        <w:t>Шум и разговоры доносились из разных аудиторий, достаточно разделенных. Удобно, надеюсь</w:t>
-      </w:r>
+        <w:t xml:space="preserve">Шум и разговоры </w:t>
+      </w:r>
+      <w:proofErr w:type="spellStart"/>
       <w:r>
         <w:rPr>
           <w:color w:val="FF0000"/>
         </w:rPr>
+        <w:t>доносилис</w:t>
+      </w:r>
+      <w:r>
+        <w:rPr>
+          <w:color w:val="FF0000"/>
+        </w:rPr>
+        <w:t>я</w:t>
+      </w:r>
+      <w:proofErr w:type="spellEnd"/>
+      <w:r>
+        <w:rPr>
+          <w:color w:val="FF0000"/>
+        </w:rPr>
+        <w:t xml:space="preserve"> из разных аудиторий, достаточно разделенных. Удобно, надеюсь</w:t>
+      </w:r>
+      <w:r>
+        <w:rPr>
+          <w:color w:val="FF0000"/>
+        </w:rPr>
         <w:t>,</w:t>
       </w:r>
       <w:r>
@@ -10978,7 +11625,41 @@
         <w:rPr>
           <w:color w:val="FF0000"/>
         </w:rPr>
-        <w:t>Мои предыдущие похождения не остались незамеченными. Готовый к моему пришествию автоматчик</w:t>
+        <w:t xml:space="preserve">Мои предыдущие похождения не </w:t>
+      </w:r>
+      <w:proofErr w:type="spellStart"/>
+      <w:r>
+        <w:rPr>
+          <w:color w:val="FF0000"/>
+        </w:rPr>
+        <w:t>осталис</w:t>
+      </w:r>
+      <w:r>
+        <w:rPr>
+          <w:color w:val="FF0000"/>
+        </w:rPr>
+        <w:t>я</w:t>
+      </w:r>
+      <w:proofErr w:type="spellEnd"/>
+      <w:r>
+        <w:rPr>
+          <w:color w:val="FF0000"/>
+        </w:rPr>
+        <w:t xml:space="preserve"> </w:t>
+      </w:r>
+      <w:proofErr w:type="gramStart"/>
+      <w:r>
+        <w:rPr>
+          <w:color w:val="FF0000"/>
+        </w:rPr>
+        <w:t>незамеченными</w:t>
+      </w:r>
+      <w:proofErr w:type="gramEnd"/>
+      <w:r>
+        <w:rPr>
+          <w:color w:val="FF0000"/>
+        </w:rPr>
+        <w:t>. Готовый к моему пришествию автоматчик</w:t>
       </w:r>
       <w:r>
         <w:rPr>
@@ -11429,7 +12110,27 @@
         <w:rPr>
           <w:color w:val="FF0000"/>
         </w:rPr>
-        <w:t xml:space="preserve"> Но сейчас звуки выстрелов донеслись и </w:t>
+        <w:t xml:space="preserve"> Но сейчас звуки выстрелов </w:t>
+      </w:r>
+      <w:proofErr w:type="spellStart"/>
+      <w:r>
+        <w:rPr>
+          <w:color w:val="FF0000"/>
+        </w:rPr>
+        <w:t>донеслис</w:t>
+      </w:r>
+      <w:r>
+        <w:rPr>
+          <w:color w:val="FF0000"/>
+        </w:rPr>
+        <w:t>я</w:t>
+      </w:r>
+      <w:proofErr w:type="spellEnd"/>
+      <w:r>
+        <w:rPr>
+          <w:color w:val="FF0000"/>
+        </w:rPr>
+        <w:t xml:space="preserve"> и </w:t>
       </w:r>
       <w:r>
         <w:rPr>
@@ -11925,7 +12626,27 @@
         <w:rPr>
           <w:color w:val="FF0000"/>
         </w:rPr>
-        <w:t>Они попытались меня обдурить, отвлекая на выстрелы, но этому не суждено было случиться. Первая жертва, что решилась зайти в комнату, лишилась рук. Молниеносный удар топора</w:t>
+        <w:t xml:space="preserve">Они </w:t>
+      </w:r>
+      <w:proofErr w:type="spellStart"/>
+      <w:r>
+        <w:rPr>
+          <w:color w:val="FF0000"/>
+        </w:rPr>
+        <w:t>попыталис</w:t>
+      </w:r>
+      <w:r>
+        <w:rPr>
+          <w:color w:val="FF0000"/>
+        </w:rPr>
+        <w:t>я</w:t>
+      </w:r>
+      <w:proofErr w:type="spellEnd"/>
+      <w:r>
+        <w:rPr>
+          <w:color w:val="FF0000"/>
+        </w:rPr>
+        <w:t xml:space="preserve"> меня обдурить, отвлекая на выстрелы, но этому не суждено было случиться. Первая жертва, что решилась зайти в комнату, лишилась рук. Молниеносный удар топора</w:t>
       </w:r>
     </w:p>
     <w:p>
@@ -11988,7 +12709,27 @@
         <w:rPr>
           <w:color w:val="FF0000"/>
         </w:rPr>
-        <w:t>И наступила тишина. Только снизу доносились едва различимые маты. Звуки растекающейся крови грели душу. Адреналин, подпитываемый едва различимым привкусом железа, утихал. Охота удалась на славу.</w:t>
+        <w:t xml:space="preserve">И наступила тишина. Только снизу </w:t>
+      </w:r>
+      <w:proofErr w:type="spellStart"/>
+      <w:r>
+        <w:rPr>
+          <w:color w:val="FF0000"/>
+        </w:rPr>
+        <w:t>доносилис</w:t>
+      </w:r>
+      <w:r>
+        <w:rPr>
+          <w:color w:val="FF0000"/>
+        </w:rPr>
+        <w:t>я</w:t>
+      </w:r>
+      <w:proofErr w:type="spellEnd"/>
+      <w:r>
+        <w:rPr>
+          <w:color w:val="FF0000"/>
+        </w:rPr>
+        <w:t xml:space="preserve"> едва различимые маты. Звуки растекающейся крови грели душу. Адреналин, подпитываемый едва различимым привкусом железа, утихал. Охота удалась на славу.</w:t>
       </w:r>
       <w:r>
         <w:rPr>
@@ -12698,7 +13439,41 @@
         <w:rPr>
           <w:color w:val="FF0000"/>
         </w:rPr>
-        <w:t>И вновь раздался гром стрельбы. Видимо, у Фрина ещё остались супостаты, ожидающие своей закономерной участи. Хоть вокруг и стало подозрительно тихо, но расслабляться не стоит. Добыча могла затаиться в страхе пред судьбой. Спешить не стоит.</w:t>
+        <w:t xml:space="preserve">И вновь раздался гром стрельбы. Видимо, у Фрина ещё </w:t>
+      </w:r>
+      <w:proofErr w:type="spellStart"/>
+      <w:r>
+        <w:rPr>
+          <w:color w:val="FF0000"/>
+        </w:rPr>
+        <w:t>осталис</w:t>
+      </w:r>
+      <w:r>
+        <w:rPr>
+          <w:color w:val="FF0000"/>
+        </w:rPr>
+        <w:t>я</w:t>
+      </w:r>
+      <w:proofErr w:type="spellEnd"/>
+      <w:r>
+        <w:rPr>
+          <w:color w:val="FF0000"/>
+        </w:rPr>
+        <w:t xml:space="preserve"> </w:t>
+      </w:r>
+      <w:proofErr w:type="gramStart"/>
+      <w:r>
+        <w:rPr>
+          <w:color w:val="FF0000"/>
+        </w:rPr>
+        <w:t>супостаты</w:t>
+      </w:r>
+      <w:proofErr w:type="gramEnd"/>
+      <w:r>
+        <w:rPr>
+          <w:color w:val="FF0000"/>
+        </w:rPr>
+        <w:t>, ожидающие своей закономерной участи. Хоть вокруг и стало подозрительно тихо, но расслабляться не стоит. Добыча могла затаиться в страхе пред судьбой. Спешить не стоит.</w:t>
       </w:r>
     </w:p>
     <w:p>
@@ -13474,7 +14249,27 @@
         <w:rPr>
           <w:color w:val="FF0000"/>
         </w:rPr>
-        <w:t xml:space="preserve"> Лишь вскользь проверив коридор моего этажа, они медленно направились осматривать нижний этаж. Как опрометчиво.</w:t>
+        <w:t xml:space="preserve"> Лишь вскользь проверив коридор моего этажа, они медленно </w:t>
+      </w:r>
+      <w:proofErr w:type="spellStart"/>
+      <w:r>
+        <w:rPr>
+          <w:color w:val="FF0000"/>
+        </w:rPr>
+        <w:t>направилис</w:t>
+      </w:r>
+      <w:r>
+        <w:rPr>
+          <w:color w:val="FF0000"/>
+        </w:rPr>
+        <w:t>я</w:t>
+      </w:r>
+      <w:proofErr w:type="spellEnd"/>
+      <w:r>
+        <w:rPr>
+          <w:color w:val="FF0000"/>
+        </w:rPr>
+        <w:t xml:space="preserve"> осматривать нижний этаж. Как опрометчиво.</w:t>
       </w:r>
       <w:r>
         <w:rPr>
@@ -15679,7 +16474,18 @@
         <w:pStyle w:val="af"/>
       </w:pPr>
       <w:r>
-        <w:t>Другие травмы и симптомы у пострадавших разнились. У кого-то заметны следы пыток. Электрошок,</w:t>
+        <w:t xml:space="preserve">Другие травмы и симптомы у пострадавших </w:t>
+      </w:r>
+      <w:proofErr w:type="spellStart"/>
+      <w:r>
+        <w:t>разнилис</w:t>
+      </w:r>
+      <w:r>
+        <w:t>я</w:t>
+      </w:r>
+      <w:proofErr w:type="spellEnd"/>
+      <w:r>
+        <w:t>. У кого-то заметны следы пыток. Электрошок,</w:t>
       </w:r>
       <w:r>
         <w:t xml:space="preserve"> различные</w:t>
@@ -18821,7 +19627,18 @@
         <w:t>вновь</w:t>
       </w:r>
       <w:r>
-        <w:t xml:space="preserve"> оказались в проигрышном положении. И Фрин что-то долго думает.</w:t>
+        <w:t xml:space="preserve"> </w:t>
+      </w:r>
+      <w:proofErr w:type="spellStart"/>
+      <w:r>
+        <w:t>оказалис</w:t>
+      </w:r>
+      <w:r>
+        <w:t>я</w:t>
+      </w:r>
+      <w:proofErr w:type="spellEnd"/>
+      <w:r>
+        <w:t xml:space="preserve"> в проигрышном положении. И Фрин что-то долго думает.</w:t>
       </w:r>
       <w:r>
         <w:t xml:space="preserve"> Видать, надёжных решений уже совсем не осталось.</w:t>
@@ -22487,8 +23304,13 @@
       <w:pPr>
         <w:pStyle w:val="a4"/>
       </w:pPr>
-      <w:r>
-        <w:t xml:space="preserve">Р█████ </w:t>
+      <w:proofErr w:type="gramStart"/>
+      <w:r>
+        <w:t>Р</w:t>
+      </w:r>
+      <w:proofErr w:type="gramEnd"/>
+      <w:r>
+        <w:t xml:space="preserve">█████ </w:t>
       </w:r>
       <w:r>
         <w:t>более нет на карте мира.</w:t>
@@ -22503,7 +23325,13 @@
         <w:t>па</w:t>
       </w:r>
       <w:r>
-        <w:t>лась на мелкие части</w:t>
+        <w:t>лас</w:t>
+      </w:r>
+      <w:r>
+        <w:t>ь</w:t>
+      </w:r>
+      <w:r>
+        <w:t xml:space="preserve"> на мелкие части</w:t>
       </w:r>
       <w:r>
         <w:t>.</w:t>
@@ -22512,7 +23340,18 @@
         <w:t xml:space="preserve"> </w:t>
       </w:r>
       <w:r>
-        <w:t xml:space="preserve">Области разбежались кто куда. </w:t>
+        <w:t xml:space="preserve">Области </w:t>
+      </w:r>
+      <w:proofErr w:type="spellStart"/>
+      <w:r>
+        <w:t>разбежалис</w:t>
+      </w:r>
+      <w:r>
+        <w:t>я</w:t>
+      </w:r>
+      <w:proofErr w:type="spellEnd"/>
+      <w:r>
+        <w:t xml:space="preserve"> кто куда. </w:t>
       </w:r>
       <w:r>
         <w:t xml:space="preserve">Некоторые </w:t>
@@ -22553,7 +23392,18 @@
         <w:t xml:space="preserve"> Разве что государство окончательно исчезло из поля зрения</w:t>
       </w:r>
       <w:r>
-        <w:t>. Какие-то блага цивилизации ещё остались, какие-то – временно утрачены. Но жить, в целом, можно. Мы такое уже переживали.</w:t>
+        <w:t xml:space="preserve">. Какие-то блага цивилизации ещё </w:t>
+      </w:r>
+      <w:proofErr w:type="spellStart"/>
+      <w:r>
+        <w:t>осталис</w:t>
+      </w:r>
+      <w:r>
+        <w:t>я</w:t>
+      </w:r>
+      <w:proofErr w:type="spellEnd"/>
+      <w:r>
+        <w:t>, какие-то – временно утрачены. Но жить, в целом, можно. Мы такое уже переживали.</w:t>
       </w:r>
     </w:p>
     <w:p>
@@ -22828,10 +23678,29 @@
         <w:pStyle w:val="a4"/>
       </w:pPr>
       <w:r>
-        <w:t>Постараюсь обойтись с ним помягче. Не хочется его сразу убивать. Даже такие, на моей памяти, исправлялись в нормальных людей</w:t>
-      </w:r>
-      <w:r>
-        <w:t>. Однако, по лютому хрусту челюсти</w:t>
+        <w:t xml:space="preserve">Постараюсь обойтись с ним помягче. Не хочется его сразу убивать. </w:t>
+      </w:r>
+      <w:proofErr w:type="gramStart"/>
+      <w:r>
+        <w:t xml:space="preserve">Даже такие, на моей памяти, </w:t>
+      </w:r>
+      <w:proofErr w:type="spellStart"/>
+      <w:r>
+        <w:t>исправлялис</w:t>
+      </w:r>
+      <w:r>
+        <w:t>я</w:t>
+      </w:r>
+      <w:proofErr w:type="spellEnd"/>
+      <w:r>
+        <w:t xml:space="preserve"> в нормальных людей</w:t>
+      </w:r>
+      <w:r>
+        <w:t>.</w:t>
+      </w:r>
+      <w:proofErr w:type="gramEnd"/>
+      <w:r>
+        <w:t xml:space="preserve"> Однако, по лютому хрусту челюсти</w:t>
       </w:r>
       <w:r>
         <w:t>,</w:t>
@@ -22863,7 +23732,18 @@
         <w:pStyle w:val="a4"/>
       </w:pPr>
       <w:r>
-        <w:t>Один из тех, что остались рядом с девушкой, следил за нашей разборкой. Громила оказался довольно большого роста, таких обычно описывают как шкаф. По пути ко мне он достал нож. Опасно, но справиться можно. Р</w:t>
+        <w:t xml:space="preserve">Один из тех, что </w:t>
+      </w:r>
+      <w:proofErr w:type="spellStart"/>
+      <w:r>
+        <w:t>осталис</w:t>
+      </w:r>
+      <w:r>
+        <w:t>я</w:t>
+      </w:r>
+      <w:proofErr w:type="spellEnd"/>
+      <w:r>
+        <w:t xml:space="preserve"> рядом с девушкой, следил за нашей разборкой. Громила оказался довольно большого роста, таких обычно описывают как шкаф. По пути ко мне он достал нож. Опасно, но справиться можно. Р</w:t>
       </w:r>
       <w:r>
         <w:t>еакция у меня на должном уровне, потому я</w:t>
@@ -22872,7 +23752,18 @@
         <w:t xml:space="preserve"> смог перехватить первый же его выпад. Мне он показался жутко медленным. Я уже было хотел вывернуть </w:t>
       </w:r>
       <w:r>
-        <w:t>в непредусмотренное положение его локоть, но от чего-то этого не получилось.</w:t>
+        <w:t xml:space="preserve">в непредусмотренное положение его локоть, но от чего-то этого не </w:t>
+      </w:r>
+      <w:proofErr w:type="spellStart"/>
+      <w:r>
+        <w:t>получилос</w:t>
+      </w:r>
+      <w:r>
+        <w:t>я</w:t>
+      </w:r>
+      <w:proofErr w:type="spellEnd"/>
+      <w:r>
+        <w:t>.</w:t>
       </w:r>
     </w:p>
     <w:p>
@@ -22925,7 +23816,18 @@
         <w:t>В один момент я</w:t>
       </w:r>
       <w:r>
-        <w:t xml:space="preserve"> заметил нечто крайне странное. Около девушки, в воздухе, появились два светящихся круга. Девушка дернула руками, высвободившись из захвата ничего не подозревающих бандитов, и, скрестив руки, достала из этих колец… мечи? Нет. Скорее </w:t>
+        <w:t xml:space="preserve"> заметил нечто крайне странное. Около девушки, в воздухе, </w:t>
+      </w:r>
+      <w:proofErr w:type="spellStart"/>
+      <w:r>
+        <w:t>появилис</w:t>
+      </w:r>
+      <w:r>
+        <w:t>я</w:t>
+      </w:r>
+      <w:proofErr w:type="spellEnd"/>
+      <w:r>
+        <w:t xml:space="preserve"> два светящихся круга. Девушка дернула руками, высвободившись из захвата ничего не подозревающих бандитов, и, скрестив руки, достала из этих колец… мечи? Нет. Скорее </w:t>
       </w:r>
       <w:r>
         <w:t>они</w:t>
@@ -23149,7 +24051,18 @@
         <w:t>жк</w:t>
       </w:r>
       <w:r>
-        <w:t xml:space="preserve">ах красовались высокие, чёрные сапожки из дорогой кожи на невысоком каблуке. Женственно, но в тоже время практично. </w:t>
+        <w:t xml:space="preserve">ах </w:t>
+      </w:r>
+      <w:proofErr w:type="spellStart"/>
+      <w:r>
+        <w:t>красовалис</w:t>
+      </w:r>
+      <w:r>
+        <w:t>я</w:t>
+      </w:r>
+      <w:proofErr w:type="spellEnd"/>
+      <w:r>
+        <w:t xml:space="preserve"> высокие, чёрные сапожки из дорогой кожи на невысоком каблуке. Женственно, но в тоже время практично. </w:t>
       </w:r>
       <w:r>
         <w:t>Кожаные</w:t>
@@ -23263,10 +24176,18 @@
         <w:pStyle w:val="a4"/>
       </w:pPr>
       <w:r>
-        <w:t>Вдоволь насладившись кровью, и спрятав клинки обратно в светящиеся, наверно</w:t>
-      </w:r>
-      <w:r>
-        <w:t>е их так</w:t>
+        <w:t xml:space="preserve">Вдоволь насладившись кровью, и спрятав клинки обратно в светящиеся, </w:t>
+      </w:r>
+      <w:proofErr w:type="gramStart"/>
+      <w:r>
+        <w:t>наверно</w:t>
+      </w:r>
+      <w:r>
+        <w:t>е</w:t>
+      </w:r>
+      <w:proofErr w:type="gramEnd"/>
+      <w:r>
+        <w:t xml:space="preserve"> их так</w:t>
       </w:r>
       <w:r>
         <w:t xml:space="preserve"> можно</w:t>
@@ -23275,7 +24196,18 @@
         <w:t xml:space="preserve"> назвать</w:t>
       </w:r>
       <w:r>
-        <w:t xml:space="preserve">, порталы, девушка направилась ко мне. Соблазнительная походка, подчёркивающая изгибы её тела, не давала оторвать от неё </w:t>
+        <w:t xml:space="preserve">, порталы, девушка </w:t>
+      </w:r>
+      <w:proofErr w:type="spellStart"/>
+      <w:r>
+        <w:t>направилас</w:t>
+      </w:r>
+      <w:r>
+        <w:t>я</w:t>
+      </w:r>
+      <w:proofErr w:type="spellEnd"/>
+      <w:r>
+        <w:t xml:space="preserve"> ко мне. Соблазнительная походка, подчёркивающая изгибы её тела, не давала оторвать от неё </w:t>
       </w:r>
       <w:r>
         <w:t>взгляд</w:t>
@@ -23663,7 +24595,18 @@
         <w:t xml:space="preserve"> прогуливалась</w:t>
       </w:r>
       <w:r>
-        <w:t xml:space="preserve"> по улице. Внезапно она остановилась, и подмигнула</w:t>
+        <w:t xml:space="preserve"> по улице. Внезапно она </w:t>
+      </w:r>
+      <w:proofErr w:type="spellStart"/>
+      <w:r>
+        <w:t>остановилас</w:t>
+      </w:r>
+      <w:r>
+        <w:t>я</w:t>
+      </w:r>
+      <w:proofErr w:type="spellEnd"/>
+      <w:r>
+        <w:t>, и подмигнула</w:t>
       </w:r>
       <w:r>
         <w:t xml:space="preserve"> мне</w:t>
@@ -24123,7 +25066,13 @@
         <w:t>е стояла белая девушка со снежно-</w:t>
       </w:r>
       <w:r>
-        <w:t>белыми длинными волосами. Радужка её глаз буквально светилась слабозаметным в дневное время жёлтым светом.</w:t>
+        <w:t>белыми длинными волосами. Радужка её глаз буквально светилас</w:t>
+      </w:r>
+      <w:r>
+        <w:t>ь</w:t>
+      </w:r>
+      <w:r>
+        <w:t xml:space="preserve"> слабозаметным в дневное время жёлтым светом.</w:t>
       </w:r>
       <w:r>
         <w:t xml:space="preserve"> Пухлые губки и миниатюрный носик</w:t>
@@ -24233,7 +25182,18 @@
         <w:t>туго</w:t>
       </w:r>
       <w:r>
-        <w:t xml:space="preserve"> обволакивала её округлые бёдра, обхват которых был равен девяноста двум. На ногах красовались еле заметные чёрные чулки, что продолжали заданную юбкой цветовую гамму до самых туфель.</w:t>
+        <w:t xml:space="preserve"> обволакивала её округлые бёдра, обхват которых был равен девяноста двум. На ногах </w:t>
+      </w:r>
+      <w:proofErr w:type="spellStart"/>
+      <w:r>
+        <w:t>красовалис</w:t>
+      </w:r>
+      <w:r>
+        <w:t>я</w:t>
+      </w:r>
+      <w:proofErr w:type="spellEnd"/>
+      <w:r>
+        <w:t xml:space="preserve"> еле заметные чёрные чулки, что продолжали заданную юбкой цветовую гамму до самых туфель.</w:t>
       </w:r>
       <w:r>
         <w:t xml:space="preserve"> Без них её рост был сто семьдесят два</w:t>
@@ -24268,8 +25228,16 @@
         <w:t>ышные алые волосы</w:t>
       </w:r>
       <w:r>
-        <w:t>, что опускались</w:t>
-      </w:r>
+        <w:t xml:space="preserve">, что </w:t>
+      </w:r>
+      <w:proofErr w:type="spellStart"/>
+      <w:r>
+        <w:t>опускалис</w:t>
+      </w:r>
+      <w:r>
+        <w:t>я</w:t>
+      </w:r>
+      <w:proofErr w:type="spellEnd"/>
       <w:r>
         <w:t xml:space="preserve"> </w:t>
       </w:r>
@@ -24328,7 +25296,29 @@
         <w:t>о,</w:t>
       </w:r>
       <w:r>
-        <w:t xml:space="preserve"> необычная красота этой девушки не ограничивалась лишь огненными волосами. Сами глаза в буквальном смысле горели голубым огнём. Языки ярко-голубого пламени вырывались из радужной оболочки её прекрасных глаз и устремлялись вверх.</w:t>
+        <w:t xml:space="preserve"> необычная красота этой девушки не ограничивалась лишь огненными волосами. Сами глаза в буквальном смысле горели голубым огнём. Языки ярко-голубого пламени </w:t>
+      </w:r>
+      <w:proofErr w:type="spellStart"/>
+      <w:r>
+        <w:t>вырывалис</w:t>
+      </w:r>
+      <w:r>
+        <w:t>я</w:t>
+      </w:r>
+      <w:proofErr w:type="spellEnd"/>
+      <w:r>
+        <w:t xml:space="preserve"> из радужной оболочки её прекрасных глаз и </w:t>
+      </w:r>
+      <w:proofErr w:type="spellStart"/>
+      <w:r>
+        <w:t>устремлялис</w:t>
+      </w:r>
+      <w:r>
+        <w:t>я</w:t>
+      </w:r>
+      <w:proofErr w:type="spellEnd"/>
+      <w:r>
+        <w:t xml:space="preserve"> вверх.</w:t>
       </w:r>
       <w:r>
         <w:t xml:space="preserve"> Пламя, </w:t>
@@ -24429,7 +25419,18 @@
         <w:t>ющ</w:t>
       </w:r>
       <w:r>
-        <w:t>ими плечи девушки, платье опускалось до колен, оставляя открытыми некоторые</w:t>
+        <w:t xml:space="preserve">ими плечи девушки, платье </w:t>
+      </w:r>
+      <w:proofErr w:type="spellStart"/>
+      <w:r>
+        <w:t>опускалос</w:t>
+      </w:r>
+      <w:r>
+        <w:t>я</w:t>
+      </w:r>
+      <w:proofErr w:type="spellEnd"/>
+      <w:r>
+        <w:t xml:space="preserve"> до колен, оставляя открытыми некоторые</w:t>
       </w:r>
       <w:r>
         <w:t>,</w:t>
@@ -24496,7 +25497,18 @@
         <w:t>прекрасной</w:t>
       </w:r>
       <w:r>
-        <w:t xml:space="preserve"> розы простиралась </w:t>
+        <w:t xml:space="preserve"> розы </w:t>
+      </w:r>
+      <w:proofErr w:type="spellStart"/>
+      <w:r>
+        <w:t>простиралас</w:t>
+      </w:r>
+      <w:r>
+        <w:t>я</w:t>
+      </w:r>
+      <w:proofErr w:type="spellEnd"/>
+      <w:r>
+        <w:t xml:space="preserve"> </w:t>
       </w:r>
       <w:r>
         <w:t>от самого низа бедра до самой ягодицы, частично присутствуя и на ней.</w:t>
@@ -24620,7 +25632,18 @@
         <w:t>,</w:t>
       </w:r>
       <w:r>
-        <w:t xml:space="preserve"> красовались чёрные очки. </w:t>
+        <w:t xml:space="preserve"> </w:t>
+      </w:r>
+      <w:proofErr w:type="spellStart"/>
+      <w:r>
+        <w:t>красовалис</w:t>
+      </w:r>
+      <w:r>
+        <w:t>я</w:t>
+      </w:r>
+      <w:proofErr w:type="spellEnd"/>
+      <w:r>
+        <w:t xml:space="preserve"> чёрные очки. </w:t>
       </w:r>
       <w:r>
         <w:t xml:space="preserve">Вторым </w:t>
@@ -24676,7 +25699,18 @@
       </w:r>
       <w:proofErr w:type="spellEnd"/>
       <w:r>
-        <w:t xml:space="preserve"> проглядывались чёрные</w:t>
+        <w:t xml:space="preserve"> </w:t>
+      </w:r>
+      <w:proofErr w:type="spellStart"/>
+      <w:r>
+        <w:t>проглядывалис</w:t>
+      </w:r>
+      <w:r>
+        <w:t>я</w:t>
+      </w:r>
+      <w:proofErr w:type="spellEnd"/>
+      <w:r>
+        <w:t xml:space="preserve"> чёрные</w:t>
       </w:r>
       <w:r>
         <w:t xml:space="preserve"> </w:t>
@@ -25358,7 +26392,29 @@
         <w:t>, но всё же отлично вписывался в общий стиль комнаты.</w:t>
       </w:r>
       <w:r>
-        <w:t xml:space="preserve"> На нём расположились мониторные наушники, два монитора и пара клавиатур с мышью. Перед столом находился «трон» хозяина берлоги – большое мягкое кресло, перемещаемое на колёсиках и накрытое чем-то вроде зелёного пледа. Над столом расположились полки со всякой всячиной канцелярского толка.</w:t>
+        <w:t xml:space="preserve"> На нём </w:t>
+      </w:r>
+      <w:proofErr w:type="spellStart"/>
+      <w:r>
+        <w:t>расположилис</w:t>
+      </w:r>
+      <w:r>
+        <w:t>я</w:t>
+      </w:r>
+      <w:proofErr w:type="spellEnd"/>
+      <w:r>
+        <w:t xml:space="preserve"> мониторные наушники, два монитора и пара клавиатур с мышью. Перед столом находился «трон» хозяина берлоги – большое мягкое кресло, перемещаемое на колёсиках и накрытое чем-то вроде зелёного пледа. Над столом </w:t>
+      </w:r>
+      <w:proofErr w:type="spellStart"/>
+      <w:r>
+        <w:t>расположилис</w:t>
+      </w:r>
+      <w:r>
+        <w:t>я</w:t>
+      </w:r>
+      <w:proofErr w:type="spellEnd"/>
+      <w:r>
+        <w:t xml:space="preserve"> полки со всякой всячиной канцелярского толка.</w:t>
       </w:r>
     </w:p>
     <w:p>
@@ -25432,7 +26488,29 @@
         <w:t xml:space="preserve"> и предложил нашим гостям так же расположиться на нём</w:t>
       </w:r>
       <w:r>
-        <w:t>. Места на диване для всех нас предостаточно. Но те учтиво отказались. Вместо этого они выстроились перед шкафом в т</w:t>
+        <w:t xml:space="preserve">. Места на диване для всех нас предостаточно. Но те учтиво </w:t>
+      </w:r>
+      <w:proofErr w:type="spellStart"/>
+      <w:r>
+        <w:t>отказалис</w:t>
+      </w:r>
+      <w:r>
+        <w:t>я</w:t>
+      </w:r>
+      <w:proofErr w:type="spellEnd"/>
+      <w:r>
+        <w:t xml:space="preserve">. Вместо этого они </w:t>
+      </w:r>
+      <w:proofErr w:type="spellStart"/>
+      <w:r>
+        <w:t>выстроилис</w:t>
+      </w:r>
+      <w:r>
+        <w:t>я</w:t>
+      </w:r>
+      <w:proofErr w:type="spellEnd"/>
+      <w:r>
+        <w:t xml:space="preserve"> перед шкафом в т</w:t>
       </w:r>
       <w:r>
         <w:t>ак</w:t>
@@ -25929,7 +27007,13 @@
         <w:t>некто</w:t>
       </w:r>
       <w:r>
-        <w:t xml:space="preserve"> под именем Яхве открыл место, которое было названо Раем. Туда, вместе с ним отправились и </w:t>
+        <w:t xml:space="preserve"> под именем Яхве открыл место, которое было названо Раем. Туда, вместе с ним отправилис</w:t>
+      </w:r>
+      <w:r>
+        <w:t>ь</w:t>
+      </w:r>
+      <w:r>
+        <w:t xml:space="preserve"> и </w:t>
       </w:r>
       <w:r>
         <w:t>те</w:t>
@@ -26421,7 +27505,13 @@
         <w:pStyle w:val="a4"/>
       </w:pPr>
       <w:r>
-        <w:t>Насколько я помню, многие диктатуры держались до смерти диктатора.</w:t>
+        <w:t>Насколько я помню, многие диктатуры держалис</w:t>
+      </w:r>
+      <w:r>
+        <w:t>ь</w:t>
+      </w:r>
+      <w:r>
+        <w:t xml:space="preserve"> до смерти диктатора.</w:t>
       </w:r>
       <w:r>
         <w:t xml:space="preserve"> В прочем, с царями такая штука не работала, как и с императорами. </w:t>
@@ -28234,7 +29324,10 @@
         <w:t>Гриндеттой</w:t>
       </w:r>
       <w:r>
-        <w:t>, как до этого у Изабеллы, возвышались</w:t>
+        <w:t>, как до этого у Изабеллы, возвышалис</w:t>
+      </w:r>
+      <w:r>
+        <w:t>ь</w:t>
       </w:r>
       <w:r>
         <w:t xml:space="preserve"> огромные</w:t>
@@ -28246,7 +29339,13 @@
         <w:t>Но о</w:t>
       </w:r>
       <w:r>
-        <w:t xml:space="preserve">ни отличались от </w:t>
+        <w:t>ни отличалис</w:t>
+      </w:r>
+      <w:r>
+        <w:t>ь</w:t>
+      </w:r>
+      <w:r>
+        <w:t xml:space="preserve"> от </w:t>
       </w:r>
       <w:proofErr w:type="gramStart"/>
       <w:r>
@@ -29936,6 +31035,158 @@
         <w:pStyle w:val="a4"/>
       </w:pPr>
       <w:r>
+        <w:rPr>
+          <w:rStyle w:val="af4"/>
+        </w:rPr>
+        <w:t xml:space="preserve">&lt;Сейчас играет: </w:t>
+      </w:r>
+      <w:proofErr w:type="spellStart"/>
+      <w:r>
+        <w:rPr>
+          <w:rStyle w:val="af4"/>
+        </w:rPr>
+        <w:t>Unholy</w:t>
+      </w:r>
+      <w:proofErr w:type="spellEnd"/>
+      <w:r>
+        <w:rPr>
+          <w:rStyle w:val="af4"/>
+        </w:rPr>
+        <w:t xml:space="preserve"> - </w:t>
+      </w:r>
+      <w:proofErr w:type="spellStart"/>
+      <w:r>
+        <w:rPr>
+          <w:rStyle w:val="af4"/>
+        </w:rPr>
+        <w:t>Sam</w:t>
+      </w:r>
+      <w:proofErr w:type="spellEnd"/>
+      <w:r>
+        <w:rPr>
+          <w:rStyle w:val="af4"/>
+        </w:rPr>
+        <w:t xml:space="preserve"> </w:t>
+      </w:r>
+      <w:proofErr w:type="spellStart"/>
+      <w:r>
+        <w:rPr>
+          <w:rStyle w:val="af4"/>
+        </w:rPr>
+        <w:t>Smith</w:t>
+      </w:r>
+      <w:proofErr w:type="spellEnd"/>
+      <w:r>
+        <w:rPr>
+          <w:rStyle w:val="af4"/>
+        </w:rPr>
+        <w:t xml:space="preserve">, </w:t>
+      </w:r>
+      <w:proofErr w:type="spellStart"/>
+      <w:r>
+        <w:rPr>
+          <w:rStyle w:val="af4"/>
+        </w:rPr>
+        <w:t>Kim</w:t>
+      </w:r>
+      <w:proofErr w:type="spellEnd"/>
+      <w:r>
+        <w:rPr>
+          <w:rStyle w:val="af4"/>
+        </w:rPr>
+        <w:t xml:space="preserve"> </w:t>
+      </w:r>
+      <w:proofErr w:type="spellStart"/>
+      <w:r>
+        <w:rPr>
+          <w:rStyle w:val="af4"/>
+        </w:rPr>
+        <w:t>Petras</w:t>
+      </w:r>
+      <w:proofErr w:type="spellEnd"/>
+      <w:r>
+        <w:rPr>
+          <w:rStyle w:val="af4"/>
+        </w:rPr>
+        <w:t xml:space="preserve"> | </w:t>
+      </w:r>
+      <w:proofErr w:type="spellStart"/>
+      <w:r>
+        <w:rPr>
+          <w:rStyle w:val="af4"/>
+        </w:rPr>
+        <w:t>Rock</w:t>
+      </w:r>
+      <w:proofErr w:type="spellEnd"/>
+      <w:r>
+        <w:rPr>
+          <w:rStyle w:val="af4"/>
+        </w:rPr>
+        <w:t xml:space="preserve"> </w:t>
+      </w:r>
+      <w:proofErr w:type="spellStart"/>
+      <w:r>
+        <w:rPr>
+          <w:rStyle w:val="af4"/>
+        </w:rPr>
+        <w:t>Version</w:t>
+      </w:r>
+      <w:proofErr w:type="spellEnd"/>
+      <w:r>
+        <w:rPr>
+          <w:rStyle w:val="af4"/>
+        </w:rPr>
+        <w:t xml:space="preserve"> </w:t>
+      </w:r>
+      <w:proofErr w:type="spellStart"/>
+      <w:r>
+        <w:rPr>
+          <w:rStyle w:val="af4"/>
+        </w:rPr>
+        <w:t>by</w:t>
+      </w:r>
+      <w:proofErr w:type="spellEnd"/>
+      <w:r>
+        <w:rPr>
+          <w:rStyle w:val="af4"/>
+        </w:rPr>
+        <w:t xml:space="preserve"> </w:t>
+      </w:r>
+      <w:proofErr w:type="spellStart"/>
+      <w:r>
+        <w:rPr>
+          <w:rStyle w:val="af4"/>
+        </w:rPr>
+        <w:t>Rain</w:t>
+      </w:r>
+      <w:proofErr w:type="spellEnd"/>
+      <w:r>
+        <w:rPr>
+          <w:rStyle w:val="af4"/>
+        </w:rPr>
+        <w:t xml:space="preserve"> </w:t>
+      </w:r>
+      <w:proofErr w:type="spellStart"/>
+      <w:r>
+        <w:rPr>
+          <w:rStyle w:val="af4"/>
+        </w:rPr>
+        <w:t>Paris</w:t>
+      </w:r>
+      <w:proofErr w:type="spellEnd"/>
+      <w:r>
+        <w:rPr>
+          <w:rStyle w:val="af4"/>
+        </w:rPr>
+        <w:t>&gt;</w:t>
+      </w:r>
+      <w:r>
+        <w:rPr>
+          <w:rStyle w:val="af4"/>
+        </w:rPr>
+        <w:t xml:space="preserve"> </w:t>
+      </w:r>
+      <w:r>
         <w:t>Желание Гриндетты было столь необъятным, что без какого-либо промедления приступила к освобождению моей мужественности. Получив ничем не ограниченный доступ к моему достоинству, она достала его</w:t>
       </w:r>
       <w:r>
@@ -30164,8 +31415,21 @@
         <w:t>а. Наконец-то. Он идеален. Иди же ко мне, мой сладкий.&gt;</w:t>
       </w:r>
       <w:r>
-        <w:t xml:space="preserve"> Удовольствию Гринди не было предела, её личико пылало от наслаждения. Слившись воедино в поцелуе и проникновении, мы наслаждались</w:t>
-      </w:r>
+        <w:t xml:space="preserve"> Удовольствию Гринди не было предела, её личико пылало от наслаждения. Слившись воедино в поцелуе и проникновении, мы </w:t>
+      </w:r>
+      <w:proofErr w:type="spellStart"/>
+      <w:r>
+        <w:t>наслажда</w:t>
+      </w:r>
+      <w:bookmarkStart w:id="0" w:name="_GoBack"/>
+      <w:r>
+        <w:t>лис</w:t>
+      </w:r>
+      <w:r>
+        <w:t>я</w:t>
+      </w:r>
+      <w:bookmarkEnd w:id="0"/>
+      <w:proofErr w:type="spellEnd"/>
       <w:r>
         <w:t xml:space="preserve"> этим волшебным</w:t>
       </w:r>
@@ -30547,8 +31811,6 @@
       <w:r>
         <w:t>и</w:t>
       </w:r>
-      <w:bookmarkStart w:id="0" w:name="_GoBack"/>
-      <w:bookmarkEnd w:id="0"/>
       <w:r>
         <w:t xml:space="preserve"> ягодицами, иногда ещё и пощипывая их. </w:t>
       </w:r>
@@ -30704,7 +31966,18 @@
         <w:pStyle w:val="a4"/>
       </w:pPr>
       <w:r>
-        <w:t>Чем дольше это продолжалось, тем больше сходила с ума Гринди. Её личико постепенно менялось, начиная выражать только чистое ненасытное удовольствие. Её прелестные ножки постепенно, словно змеи, обвивались вокруг моего пояса.</w:t>
+        <w:t xml:space="preserve">Чем дольше это продолжалось, тем больше сходила с ума Гринди. Её личико постепенно менялось, начиная выражать только чистое ненасытное удовольствие. Её прелестные ножки постепенно, словно змеи, </w:t>
+      </w:r>
+      <w:proofErr w:type="spellStart"/>
+      <w:r>
+        <w:t>обвивалис</w:t>
+      </w:r>
+      <w:r>
+        <w:t>я</w:t>
+      </w:r>
+      <w:proofErr w:type="spellEnd"/>
+      <w:r>
+        <w:t xml:space="preserve"> вокруг моего пояса.</w:t>
       </w:r>
       <w:r>
         <w:t xml:space="preserve"> Кульминацией представления стал </w:t>
@@ -30715,10 +31988,21 @@
       </w:r>
       <w:proofErr w:type="spellEnd"/>
       <w:r>
-        <w:t xml:space="preserve"> оргазм демоницы. Гринди попыталась выгнуться в моих объятьях, ей глаза еле заметно закатились, выражение лица сменилась на известное «</w:t>
+        <w:t xml:space="preserve"> оргазм демоницы. Гринди попыталась выгнуться в моих объятьях, ей глаза еле заметно </w:t>
       </w:r>
       <w:proofErr w:type="spellStart"/>
       <w:r>
+        <w:t>закатилис</w:t>
+      </w:r>
+      <w:r>
+        <w:t>я</w:t>
+      </w:r>
+      <w:proofErr w:type="spellEnd"/>
+      <w:r>
+        <w:t>, выражение лица сменилась на известное «</w:t>
+      </w:r>
+      <w:proofErr w:type="spellStart"/>
+      <w:r>
         <w:t>ахегао</w:t>
       </w:r>
       <w:proofErr w:type="spellEnd"/>
@@ -30747,7 +32031,18 @@
         <w:pStyle w:val="a4"/>
       </w:pPr>
       <w:r>
-        <w:t xml:space="preserve">Когда она уже была не в состоянии контролировать своё тело, я снял её с кандалов. Гринди с трудом держалась на ногах, а её реакции были заторможены. Лёгкими шлепками по её </w:t>
+        <w:t xml:space="preserve">Когда она уже была не в состоянии контролировать своё тело, я снял её с кандалов. Гринди с трудом </w:t>
+      </w:r>
+      <w:proofErr w:type="spellStart"/>
+      <w:r>
+        <w:t>держалас</w:t>
+      </w:r>
+      <w:r>
+        <w:t>я</w:t>
+      </w:r>
+      <w:proofErr w:type="spellEnd"/>
+      <w:r>
+        <w:t xml:space="preserve"> на ногах, а её реакции были заторможены. Лёгкими шлепками по её </w:t>
       </w:r>
       <w:proofErr w:type="gramStart"/>
       <w:r>
@@ -30823,7 +32118,18 @@
       </w:pPr>
       <w:r>
         <w:lastRenderedPageBreak/>
-        <w:t>Гринди уложила меня на спину, а сама же забралась на меня, после чего мы продолжили придаваться наслаждению в поцелуях. Немного погодя, Гринди сползла боком на кровать, оставив на мне лишь правую ножку. Я не преминул воспользоваться таким моментом, и, пока мы придавались нежным объятьям с поцелуями, я нежными движениями доставлял удовольствие её внутреннему миру своей мужественностью, не забывая нежно поминать её правое бедро с розочкой.</w:t>
+        <w:t xml:space="preserve">Гринди уложила меня на спину, а сама же забралась на меня, после чего мы продолжили придаваться наслаждению в поцелуях. Немного погодя, Гринди сползла боком на кровать, оставив на мне лишь правую ножку. Я не преминул воспользоваться таким моментом, и, пока мы </w:t>
+      </w:r>
+      <w:proofErr w:type="spellStart"/>
+      <w:r>
+        <w:t>придавалис</w:t>
+      </w:r>
+      <w:r>
+        <w:t>я</w:t>
+      </w:r>
+      <w:proofErr w:type="spellEnd"/>
+      <w:r>
+        <w:t xml:space="preserve"> нежным объятьям с поцелуями, я нежными движениями доставлял удовольствие её внутреннему миру своей мужественностью, не забывая нежно поминать её правое бедро с розочкой.</w:t>
       </w:r>
     </w:p>
     <w:p>
@@ -30842,7 +32148,18 @@
         <w:t xml:space="preserve">, она начала своим шаловливым язычком изучать все тайны моего торса, пока, наконец, не дошла до достоинства. И начала с доселе невиданной жадностью сосать и полировать этот леденец, доставляя мне невыразимое удовольствие. </w:t>
       </w:r>
       <w:r>
-        <w:t xml:space="preserve">Когда же дело начало подходить к моей кульминации, мы поднялись с кровати. Я стоял, а Гринди продолжала развлекаться с моим достоинством стоя на коленях. </w:t>
+        <w:t xml:space="preserve">Когда же дело начало подходить к моей кульминации, мы </w:t>
+      </w:r>
+      <w:proofErr w:type="spellStart"/>
+      <w:r>
+        <w:t>поднялис</w:t>
+      </w:r>
+      <w:r>
+        <w:t>я</w:t>
+      </w:r>
+      <w:proofErr w:type="spellEnd"/>
+      <w:r>
+        <w:t xml:space="preserve"> с кровати. Я стоял, а Гринди продолжала развлекаться с моим достоинством стоя на коленях. </w:t>
       </w:r>
     </w:p>
     <w:p>
@@ -30994,13 +32311,36 @@
         </w:rPr>
         <w:t>&gt;</w:t>
       </w:r>
-    </w:p>
-    <w:p>
-      <w:pPr>
-        <w:pStyle w:val="a4"/>
-      </w:pPr>
-      <w:r>
-        <w:t>Когда Гринди полностью вкусила моего семени, мы улеглись обратно на кровать, наслаждаясь объятьями. Она выглядела счастливой.</w:t>
+      <w:r>
+        <w:rPr>
+          <w:rStyle w:val="af4"/>
+        </w:rPr>
+        <w:t xml:space="preserve"> </w:t>
+      </w:r>
+      <w:r>
+        <w:rPr>
+          <w:rStyle w:val="af4"/>
+        </w:rPr>
+        <w:t>&lt;Сейчас играет: тишина&gt;</w:t>
+      </w:r>
+    </w:p>
+    <w:p>
+      <w:pPr>
+        <w:pStyle w:val="a4"/>
+      </w:pPr>
+      <w:r>
+        <w:t xml:space="preserve">Когда Гринди полностью вкусила моего семени, мы </w:t>
+      </w:r>
+      <w:proofErr w:type="spellStart"/>
+      <w:r>
+        <w:t>улеглис</w:t>
+      </w:r>
+      <w:r>
+        <w:t>я</w:t>
+      </w:r>
+      <w:proofErr w:type="spellEnd"/>
+      <w:r>
+        <w:t xml:space="preserve"> обратно на кровать, наслаждаясь объятьями. Она выглядела счастливой.</w:t>
       </w:r>
       <w:r>
         <w:t xml:space="preserve"> </w:t>
@@ -31089,7 +32429,18 @@
         <w:t>, т</w:t>
       </w:r>
       <w:r>
-        <w:t xml:space="preserve">ем временем, перебрались на кровать окончательно. </w:t>
+        <w:t xml:space="preserve">ем временем, </w:t>
+      </w:r>
+      <w:proofErr w:type="spellStart"/>
+      <w:r>
+        <w:t>перебралис</w:t>
+      </w:r>
+      <w:r>
+        <w:t>я</w:t>
+      </w:r>
+      <w:proofErr w:type="spellEnd"/>
+      <w:r>
+        <w:t xml:space="preserve"> на кровать окончательно. </w:t>
       </w:r>
       <w:r>
         <w:t>Она</w:t>
@@ -33122,7 +34473,7 @@
 </file>
 
 <file path=customXml/itemProps1.xml><?xml version="1.0" encoding="utf-8"?>
-<ds:datastoreItem xmlns:ds="http://schemas.openxmlformats.org/officeDocument/2006/customXml" ds:itemID="{7AB275C9-EBF2-494C-8A97-CEE4BDCD51F1}">
+<ds:datastoreItem xmlns:ds="http://schemas.openxmlformats.org/officeDocument/2006/customXml" ds:itemID="{E854B88C-55DD-4EC9-B423-009DCA841D38}">
   <ds:schemaRefs>
     <ds:schemaRef ds:uri="http://schemas.openxmlformats.org/officeDocument/2006/bibliography"/>
   </ds:schemaRefs>

--- a/Произведения/Мир богов. Новые боги.docx
+++ b/Произведения/Мир богов. Новые боги.docx
@@ -1053,7 +1053,15 @@
         <w:pStyle w:val="a"/>
       </w:pPr>
       <w:r>
-        <w:t>Федералы решили «поставить на место» людей, потому начали акцию устрашения. Но не преуспели. После неё люди решили: «А нахер нам эти федералы нужны? Отделяемся!». Как то так.</w:t>
+        <w:t>Федералы решили «поставить на место» людей, потому начали акцию устрашения. Но не преуспели. После неё люди решили: «А нахер нам эти фе</w:t>
+      </w:r>
+      <w:r>
+        <w:t>дералы нужны? Отделяемся!». Как-</w:t>
+      </w:r>
+      <w:bookmarkStart w:id="0" w:name="_GoBack"/>
+      <w:bookmarkEnd w:id="0"/>
+      <w:r>
+        <w:t>то так.</w:t>
       </w:r>
     </w:p>
     <w:p>
@@ -2347,7 +2355,27 @@
         <w:rPr>
           <w:lang w:eastAsia="ru-RU"/>
         </w:rPr>
-        <w:t>множество криков проносилось по, пока что, пустующим улицам</w:t>
+        <w:t xml:space="preserve">множество криков </w:t>
+      </w:r>
+      <w:proofErr w:type="spellStart"/>
+      <w:r>
+        <w:rPr>
+          <w:lang w:eastAsia="ru-RU"/>
+        </w:rPr>
+        <w:t>проносилос</w:t>
+      </w:r>
+      <w:r>
+        <w:rPr>
+          <w:lang w:eastAsia="ru-RU"/>
+        </w:rPr>
+        <w:t>я</w:t>
+      </w:r>
+      <w:proofErr w:type="spellEnd"/>
+      <w:r>
+        <w:rPr>
+          <w:lang w:eastAsia="ru-RU"/>
+        </w:rPr>
+        <w:t xml:space="preserve"> по, пока что, пустующим улицам</w:t>
       </w:r>
       <w:r>
         <w:rPr>
@@ -2949,7 +2977,27 @@
         <w:rPr>
           <w:lang w:eastAsia="ru-RU"/>
         </w:rPr>
-        <w:t xml:space="preserve"> Осталось двое. Следующим был </w:t>
+        <w:t xml:space="preserve"> </w:t>
+      </w:r>
+      <w:proofErr w:type="spellStart"/>
+      <w:r>
+        <w:rPr>
+          <w:lang w:eastAsia="ru-RU"/>
+        </w:rPr>
+        <w:t>Осталос</w:t>
+      </w:r>
+      <w:r>
+        <w:rPr>
+          <w:lang w:eastAsia="ru-RU"/>
+        </w:rPr>
+        <w:t>я</w:t>
+      </w:r>
+      <w:proofErr w:type="spellEnd"/>
+      <w:r>
+        <w:rPr>
+          <w:lang w:eastAsia="ru-RU"/>
+        </w:rPr>
+        <w:t xml:space="preserve"> двое. Следующим был </w:t>
       </w:r>
       <w:r>
         <w:rPr>
@@ -3011,6 +3059,7 @@
         </w:rPr>
         <w:t>Последний смертник, увидев все это, попросту замер от страха</w:t>
       </w:r>
+      <w:proofErr w:type="gramStart"/>
       <w:r>
         <w:rPr>
           <w:color w:val="4F81BD" w:themeColor="accent1"/>
@@ -3018,17 +3067,26 @@
         </w:rPr>
         <w:t>.</w:t>
       </w:r>
+      <w:proofErr w:type="gramEnd"/>
       <w:r>
         <w:rPr>
           <w:rStyle w:val="af2"/>
         </w:rPr>
         <w:t>&lt;</w:t>
       </w:r>
+      <w:proofErr w:type="gramStart"/>
       <w:r>
         <w:rPr>
           <w:rStyle w:val="af2"/>
         </w:rPr>
-        <w:t xml:space="preserve">еще бы он не замер, ты ж </w:t>
+        <w:t>е</w:t>
+      </w:r>
+      <w:proofErr w:type="gramEnd"/>
+      <w:r>
+        <w:rPr>
+          <w:rStyle w:val="af2"/>
+        </w:rPr>
+        <w:t xml:space="preserve">ще бы он не замер, ты ж </w:t>
       </w:r>
       <w:proofErr w:type="spellStart"/>
       <w:r>
@@ -3060,7 +3118,27 @@
         <w:rPr>
           <w:lang w:eastAsia="ru-RU"/>
         </w:rPr>
-        <w:t xml:space="preserve"> Ему досталось сильнее </w:t>
+        <w:t xml:space="preserve"> Ему </w:t>
+      </w:r>
+      <w:proofErr w:type="spellStart"/>
+      <w:r>
+        <w:rPr>
+          <w:lang w:eastAsia="ru-RU"/>
+        </w:rPr>
+        <w:t>досталос</w:t>
+      </w:r>
+      <w:r>
+        <w:rPr>
+          <w:lang w:eastAsia="ru-RU"/>
+        </w:rPr>
+        <w:t>я</w:t>
+      </w:r>
+      <w:proofErr w:type="spellEnd"/>
+      <w:r>
+        <w:rPr>
+          <w:lang w:eastAsia="ru-RU"/>
+        </w:rPr>
+        <w:t xml:space="preserve"> сильнее </w:t>
       </w:r>
       <w:r>
         <w:rPr>
@@ -4040,7 +4118,27 @@
         <w:rPr>
           <w:lang w:eastAsia="ru-RU"/>
         </w:rPr>
-        <w:t>Остановку пришлось делать экстренную.</w:t>
+        <w:t xml:space="preserve">Остановку </w:t>
+      </w:r>
+      <w:proofErr w:type="spellStart"/>
+      <w:r>
+        <w:rPr>
+          <w:lang w:eastAsia="ru-RU"/>
+        </w:rPr>
+        <w:t>пришлос</w:t>
+      </w:r>
+      <w:r>
+        <w:rPr>
+          <w:lang w:eastAsia="ru-RU"/>
+        </w:rPr>
+        <w:t>я</w:t>
+      </w:r>
+      <w:proofErr w:type="spellEnd"/>
+      <w:r>
+        <w:rPr>
+          <w:lang w:eastAsia="ru-RU"/>
+        </w:rPr>
+        <w:t xml:space="preserve"> делать экстренную.</w:t>
       </w:r>
       <w:r>
         <w:rPr>
@@ -4155,13 +4253,33 @@
         <w:rPr>
           <w:lang w:eastAsia="ru-RU"/>
         </w:rPr>
-        <w:t xml:space="preserve"> возвращать топор, посему пришлось применять силу. </w:t>
+        <w:t xml:space="preserve"> возвращать топор, посему </w:t>
       </w:r>
       <w:proofErr w:type="spellStart"/>
       <w:r>
         <w:rPr>
           <w:lang w:eastAsia="ru-RU"/>
         </w:rPr>
+        <w:t>пришлос</w:t>
+      </w:r>
+      <w:r>
+        <w:rPr>
+          <w:lang w:eastAsia="ru-RU"/>
+        </w:rPr>
+        <w:t>я</w:t>
+      </w:r>
+      <w:proofErr w:type="spellEnd"/>
+      <w:r>
+        <w:rPr>
+          <w:lang w:eastAsia="ru-RU"/>
+        </w:rPr>
+        <w:t xml:space="preserve"> применять силу. </w:t>
+      </w:r>
+      <w:proofErr w:type="spellStart"/>
+      <w:r>
+        <w:rPr>
+          <w:lang w:eastAsia="ru-RU"/>
+        </w:rPr>
         <w:t>Уперевшись</w:t>
       </w:r>
       <w:proofErr w:type="spellEnd"/>
@@ -4559,7 +4677,27 @@
         <w:rPr>
           <w:lang w:eastAsia="ru-RU"/>
         </w:rPr>
-        <w:t xml:space="preserve">. Настолько, что захотелось от него избавиться. Недолго думая, я вонзил топор в его наглую морду. Протяжный хруст </w:t>
+        <w:t xml:space="preserve">. Настолько, что </w:t>
+      </w:r>
+      <w:proofErr w:type="spellStart"/>
+      <w:r>
+        <w:rPr>
+          <w:lang w:eastAsia="ru-RU"/>
+        </w:rPr>
+        <w:t>захотелос</w:t>
+      </w:r>
+      <w:r>
+        <w:rPr>
+          <w:lang w:eastAsia="ru-RU"/>
+        </w:rPr>
+        <w:t>я</w:t>
+      </w:r>
+      <w:proofErr w:type="spellEnd"/>
+      <w:r>
+        <w:rPr>
+          <w:lang w:eastAsia="ru-RU"/>
+        </w:rPr>
+        <w:t xml:space="preserve"> от него избавиться. Недолго думая, я вонзил топор в его наглую морду. Протяжный хруст </w:t>
       </w:r>
       <w:r>
         <w:rPr>
@@ -4659,7 +4797,18 @@
         <w:t>&lt;Солидарен.&gt;</w:t>
       </w:r>
       <w:r>
-        <w:t xml:space="preserve"> Однако это смятение длилось не долго. Судорожно тот потянулся в подсумок, и достал что-то размером с кулак. Прозвучал до боли знакомый металлический лязг. Граната?! Откуда у полицая граната? Похоже,</w:t>
+        <w:t xml:space="preserve"> Однако это смятение </w:t>
+      </w:r>
+      <w:proofErr w:type="spellStart"/>
+      <w:r>
+        <w:t>длилос</w:t>
+      </w:r>
+      <w:r>
+        <w:t>я</w:t>
+      </w:r>
+      <w:proofErr w:type="spellEnd"/>
+      <w:r>
+        <w:t xml:space="preserve"> не долго. Судорожно тот потянулся в подсумок, и достал что-то размером с кулак. Прозвучал до боли знакомый металлический лязг. Граната?! Откуда у полицая граната? Похоже,</w:t>
       </w:r>
       <w:r>
         <w:t xml:space="preserve"> он</w:t>
@@ -4702,18 +4851,40 @@
       </w:r>
       <w:proofErr w:type="spellEnd"/>
       <w:r>
-        <w:t xml:space="preserve"> проникнуть в тело, но, как и пули, в этом не преуспели. Зато одежде досталось. Не то, чтобы она была в хорошем состоянии, пропитанная литрами крови, но теперь уже не подлежала восстановлению. </w:t>
-      </w:r>
-    </w:p>
-    <w:p>
-      <w:pPr>
-        <w:pStyle w:val="a4"/>
-      </w:pPr>
-      <w:r>
-        <w:t>Оглушение пр</w:t>
-      </w:r>
-      <w:r>
-        <w:t xml:space="preserve">одлилось всего несколько секунд, никаких более неудобств я не ощутил. </w:t>
+        <w:t xml:space="preserve"> проникнуть в тело, но, как и пули, в этом не преуспели. Зато одежде </w:t>
+      </w:r>
+      <w:proofErr w:type="spellStart"/>
+      <w:r>
+        <w:t>досталос</w:t>
+      </w:r>
+      <w:r>
+        <w:t>я</w:t>
+      </w:r>
+      <w:proofErr w:type="spellEnd"/>
+      <w:r>
+        <w:t xml:space="preserve">. Не то, чтобы она была в хорошем состоянии, пропитанная литрами крови, но теперь уже не подлежала восстановлению. </w:t>
+      </w:r>
+    </w:p>
+    <w:p>
+      <w:pPr>
+        <w:pStyle w:val="a4"/>
+      </w:pPr>
+      <w:r>
+        <w:t xml:space="preserve">Оглушение </w:t>
+      </w:r>
+      <w:proofErr w:type="spellStart"/>
+      <w:r>
+        <w:t>пр</w:t>
+      </w:r>
+      <w:r>
+        <w:t>одлилос</w:t>
+      </w:r>
+      <w:r>
+        <w:t>я</w:t>
+      </w:r>
+      <w:proofErr w:type="spellEnd"/>
+      <w:r>
+        <w:t xml:space="preserve"> всего несколько секунд, никаких более неудобств я не ощутил. </w:t>
       </w:r>
       <w:r>
         <w:t xml:space="preserve"> </w:t>
@@ -4828,7 +4999,27 @@
           <w:lang w:eastAsia="ru-RU"/>
         </w:rPr>
         <w:lastRenderedPageBreak/>
-        <w:t>Звуков в квартире более не осталось, но осмотреть её все же не помешает.</w:t>
+        <w:t xml:space="preserve">Звуков в квартире более не </w:t>
+      </w:r>
+      <w:proofErr w:type="spellStart"/>
+      <w:r>
+        <w:rPr>
+          <w:lang w:eastAsia="ru-RU"/>
+        </w:rPr>
+        <w:t>осталос</w:t>
+      </w:r>
+      <w:r>
+        <w:rPr>
+          <w:lang w:eastAsia="ru-RU"/>
+        </w:rPr>
+        <w:t>я</w:t>
+      </w:r>
+      <w:proofErr w:type="spellEnd"/>
+      <w:r>
+        <w:rPr>
+          <w:lang w:eastAsia="ru-RU"/>
+        </w:rPr>
+        <w:t>, но осмотреть её все же не помешает.</w:t>
       </w:r>
       <w:r>
         <w:rPr>
@@ -6003,6 +6194,7 @@
         <w:t>Hunter</w:t>
       </w:r>
       <w:proofErr w:type="spellEnd"/>
+      <w:proofErr w:type="gramStart"/>
       <w:r>
         <w:t xml:space="preserve"> </w:t>
       </w:r>
@@ -6013,11 +6205,20 @@
         <w:t>&gt;</w:t>
       </w:r>
       <w:r>
-        <w:t xml:space="preserve">В ближайших окрестностях полицаев не </w:t>
-      </w:r>
-      <w:r>
-        <w:t>оказалось</w:t>
-      </w:r>
+        <w:t>В</w:t>
+      </w:r>
+      <w:proofErr w:type="gramEnd"/>
+      <w:r>
+        <w:t xml:space="preserve"> ближайших окрестностях полицаев не </w:t>
+      </w:r>
+      <w:proofErr w:type="spellStart"/>
+      <w:r>
+        <w:t>оказалос</w:t>
+      </w:r>
+      <w:r>
+        <w:t>я</w:t>
+      </w:r>
+      <w:proofErr w:type="spellEnd"/>
       <w:r>
         <w:t xml:space="preserve">, что для данной ситуации </w:t>
       </w:r>
@@ -6217,7 +6418,18 @@
         <w:t xml:space="preserve">, </w:t>
       </w:r>
       <w:r>
-        <w:t xml:space="preserve">которая пыталась её успокоить, попутно чем-то отпаивая. Мама заметно ослабела. Хоть кровотечения у неё не наблюдалось, но крови она потерять успела. Да и такой стресс сильно выбивает из сил, не говоря уже про ранение. </w:t>
+        <w:t xml:space="preserve">которая пыталась её успокоить, попутно чем-то отпаивая. Мама заметно ослабела. Хоть кровотечения у неё не </w:t>
+      </w:r>
+      <w:proofErr w:type="spellStart"/>
+      <w:r>
+        <w:t>наблюдалос</w:t>
+      </w:r>
+      <w:r>
+        <w:t>я</w:t>
+      </w:r>
+      <w:proofErr w:type="spellEnd"/>
+      <w:r>
+        <w:t xml:space="preserve">, но крови она потерять успела. Да и такой стресс сильно выбивает из сил, не говоря уже про ранение. </w:t>
       </w:r>
       <w:r>
         <w:t>Мой приход ознаменовал необходимость подготовить маму к дороге.</w:t>
@@ -6374,7 +6586,18 @@
         <w:pStyle w:val="a4"/>
       </w:pPr>
       <w:r>
-        <w:t xml:space="preserve">Как оказалось, карательная операция была и в Центре, правда, немного другого формата. </w:t>
+        <w:t xml:space="preserve">Как </w:t>
+      </w:r>
+      <w:proofErr w:type="spellStart"/>
+      <w:r>
+        <w:t>оказалос</w:t>
+      </w:r>
+      <w:r>
+        <w:t>я</w:t>
+      </w:r>
+      <w:proofErr w:type="spellEnd"/>
+      <w:r>
+        <w:t xml:space="preserve">, карательная операция была и в Центре, правда, немного другого формата. </w:t>
       </w:r>
       <w:r>
         <w:t xml:space="preserve">Там они атаковали университеты, как «рассадник  </w:t>
@@ -6835,7 +7058,18 @@
         <w:pStyle w:val="a4"/>
       </w:pPr>
       <w:r>
-        <w:t>Что ж, раз быстро устранить не получилось, будем драться по старинке.</w:t>
+        <w:t xml:space="preserve">Что ж, раз быстро устранить не </w:t>
+      </w:r>
+      <w:proofErr w:type="spellStart"/>
+      <w:r>
+        <w:t>получилос</w:t>
+      </w:r>
+      <w:r>
+        <w:t>я</w:t>
+      </w:r>
+      <w:proofErr w:type="spellEnd"/>
+      <w:r>
+        <w:t>, будем драться по старинке.</w:t>
       </w:r>
       <w:r>
         <w:t xml:space="preserve"> </w:t>
@@ -7086,7 +7320,18 @@
         <w:t>Фрин?!</w:t>
       </w:r>
       <w:r>
-        <w:t xml:space="preserve"> Вот почему крик мне знакомым показался. Досталось же ему.</w:t>
+        <w:t xml:space="preserve"> Вот почему крик мне знакомым показался. </w:t>
+      </w:r>
+      <w:proofErr w:type="spellStart"/>
+      <w:r>
+        <w:t>Досталос</w:t>
+      </w:r>
+      <w:r>
+        <w:t>я</w:t>
+      </w:r>
+      <w:proofErr w:type="spellEnd"/>
+      <w:r>
+        <w:t xml:space="preserve"> же ему.</w:t>
       </w:r>
     </w:p>
     <w:p>
@@ -8568,7 +8813,18 @@
         <w:pStyle w:val="a4"/>
       </w:pPr>
       <w:r>
-        <w:t xml:space="preserve">Столь пренебрежительное, как ей показалось, прозвище настолько взбесило Катю, что она рванула в сторону Фрина с явным намерением того избить. Она уже </w:t>
+        <w:t xml:space="preserve">Столь пренебрежительное, как ей </w:t>
+      </w:r>
+      <w:proofErr w:type="spellStart"/>
+      <w:r>
+        <w:t>показалос</w:t>
+      </w:r>
+      <w:r>
+        <w:t>я</w:t>
+      </w:r>
+      <w:proofErr w:type="spellEnd"/>
+      <w:r>
+        <w:t xml:space="preserve">, прозвище настолько взбесило Катю, что она рванула в сторону Фрина с явным намерением того избить. Она уже </w:t>
       </w:r>
       <w:proofErr w:type="spellStart"/>
       <w:r>
@@ -9194,7 +9450,18 @@
         <w:t>. До здания хирургии мы дошли быстро</w:t>
       </w:r>
       <w:r>
-        <w:t>, но появилось очень неприятное чувство</w:t>
+        <w:t xml:space="preserve">, но </w:t>
+      </w:r>
+      <w:proofErr w:type="spellStart"/>
+      <w:r>
+        <w:t>появилос</w:t>
+      </w:r>
+      <w:r>
+        <w:t>я</w:t>
+      </w:r>
+      <w:proofErr w:type="spellEnd"/>
+      <w:r>
+        <w:t xml:space="preserve"> очень неприятное чувство</w:t>
       </w:r>
       <w:r>
         <w:t>.</w:t>
@@ -9549,7 +9816,18 @@
         <w:pStyle w:val="a4"/>
       </w:pPr>
       <w:r>
-        <w:t>Пред нашим взором открылся, казалось, бесконечный коридор</w:t>
+        <w:t xml:space="preserve">Пред нашим взором открылся, </w:t>
+      </w:r>
+      <w:proofErr w:type="spellStart"/>
+      <w:r>
+        <w:t>казалос</w:t>
+      </w:r>
+      <w:r>
+        <w:t>я</w:t>
+      </w:r>
+      <w:proofErr w:type="spellEnd"/>
+      <w:r>
+        <w:t>, бесконечный коридор</w:t>
       </w:r>
       <w:r>
         <w:t xml:space="preserve"> аудиторных дверей. </w:t>
@@ -9735,7 +10013,18 @@
       </w:r>
       <w:proofErr w:type="spellEnd"/>
       <w:r>
-        <w:t xml:space="preserve"> не заперты, некоторые приходилось отворять </w:t>
+        <w:t xml:space="preserve"> не заперты, некоторые </w:t>
+      </w:r>
+      <w:proofErr w:type="spellStart"/>
+      <w:r>
+        <w:t>приходилос</w:t>
+      </w:r>
+      <w:r>
+        <w:t>я</w:t>
+      </w:r>
+      <w:proofErr w:type="spellEnd"/>
+      <w:r>
+        <w:t xml:space="preserve"> отворять </w:t>
       </w:r>
       <w:r>
         <w:t xml:space="preserve">силой, но помещение за помещением </w:t>
@@ -10036,7 +10325,18 @@
         <w:pStyle w:val="af"/>
       </w:pPr>
       <w:r>
-        <w:t>&lt;На лице Фрина проступило подлинное недоумение. Ситуация была действительно удивительной. Буквально важнейшее место этого здания никак не охранялось? Такое</w:t>
+        <w:t xml:space="preserve">&lt;На лице Фрина проступило подлинное недоумение. Ситуация была действительно удивительной. Буквально важнейшее место этого здания никак не </w:t>
+      </w:r>
+      <w:proofErr w:type="spellStart"/>
+      <w:r>
+        <w:t>охранялос</w:t>
+      </w:r>
+      <w:r>
+        <w:t>я</w:t>
+      </w:r>
+      <w:proofErr w:type="spellEnd"/>
+      <w:r>
+        <w:t>? Такое</w:t>
       </w:r>
       <w:r>
         <w:t xml:space="preserve"> столь глупое</w:t>
@@ -10207,8 +10507,16 @@
         <w:t xml:space="preserve">взято </w:t>
       </w:r>
       <w:r>
-        <w:t>целое здание, которое станет опорой для дальнейшего победного шествия. Осталось</w:t>
-      </w:r>
+        <w:t xml:space="preserve">целое здание, которое станет опорой для дальнейшего победного шествия. </w:t>
+      </w:r>
+      <w:proofErr w:type="spellStart"/>
+      <w:r>
+        <w:t>Осталос</w:t>
+      </w:r>
+      <w:r>
+        <w:t>я</w:t>
+      </w:r>
+      <w:proofErr w:type="spellEnd"/>
       <w:r>
         <w:t xml:space="preserve"> только</w:t>
       </w:r>
@@ -14155,11 +14463,25 @@
         </w:rPr>
         <w:t xml:space="preserve">т, </w:t>
       </w:r>
+      <w:proofErr w:type="spellStart"/>
       <w:r>
         <w:rPr>
           <w:color w:val="FF0000"/>
         </w:rPr>
-        <w:t xml:space="preserve">случилось что-то </w:t>
+        <w:t>случилос</w:t>
+      </w:r>
+      <w:r>
+        <w:rPr>
+          <w:color w:val="FF0000"/>
+        </w:rPr>
+        <w:t>я</w:t>
+      </w:r>
+      <w:proofErr w:type="spellEnd"/>
+      <w:r>
+        <w:rPr>
+          <w:color w:val="FF0000"/>
+        </w:rPr>
+        <w:t xml:space="preserve"> что-то </w:t>
       </w:r>
       <w:r>
         <w:rPr>
@@ -16499,7 +16821,18 @@
         <w:pStyle w:val="af"/>
       </w:pPr>
       <w:r>
-        <w:t>Психологическое состояние разнилось от полной апатии до кататонии.</w:t>
+        <w:t xml:space="preserve">Психологическое состояние </w:t>
+      </w:r>
+      <w:proofErr w:type="spellStart"/>
+      <w:r>
+        <w:t>разнилос</w:t>
+      </w:r>
+      <w:r>
+        <w:t>я</w:t>
+      </w:r>
+      <w:proofErr w:type="spellEnd"/>
+      <w:r>
+        <w:t xml:space="preserve"> от полной апатии до кататонии.</w:t>
       </w:r>
       <w:r>
         <w:t>&gt;</w:t>
@@ -19641,7 +19974,18 @@
         <w:t xml:space="preserve"> в проигрышном положении. И Фрин что-то долго думает.</w:t>
       </w:r>
       <w:r>
-        <w:t xml:space="preserve"> Видать, надёжных решений уже совсем не осталось.</w:t>
+        <w:t xml:space="preserve"> Видать, надёжных решений уже совсем не </w:t>
+      </w:r>
+      <w:proofErr w:type="spellStart"/>
+      <w:r>
+        <w:t>осталос</w:t>
+      </w:r>
+      <w:r>
+        <w:t>я</w:t>
+      </w:r>
+      <w:proofErr w:type="spellEnd"/>
+      <w:r>
+        <w:t>.</w:t>
       </w:r>
       <w:r>
         <w:t xml:space="preserve"> Так мы </w:t>
@@ -19668,8 +20012,16 @@
         <w:t xml:space="preserve">вариантов </w:t>
       </w:r>
       <w:r>
-        <w:t>более не осталось</w:t>
-      </w:r>
+        <w:t xml:space="preserve">более не </w:t>
+      </w:r>
+      <w:proofErr w:type="spellStart"/>
+      <w:r>
+        <w:t>осталос</w:t>
+      </w:r>
+      <w:r>
+        <w:t>я</w:t>
+      </w:r>
+      <w:proofErr w:type="spellEnd"/>
       <w:r>
         <w:t>, настал черёд рискованных</w:t>
       </w:r>
@@ -23386,7 +23738,18 @@
         <w:pStyle w:val="a4"/>
       </w:pPr>
       <w:r>
-        <w:t>Хотя, для обычных людей не многое изменилось.</w:t>
+        <w:t xml:space="preserve">Хотя, для обычных людей не многое </w:t>
+      </w:r>
+      <w:proofErr w:type="spellStart"/>
+      <w:r>
+        <w:t>изменилос</w:t>
+      </w:r>
+      <w:r>
+        <w:t>я</w:t>
+      </w:r>
+      <w:proofErr w:type="spellEnd"/>
+      <w:r>
+        <w:t>.</w:t>
       </w:r>
       <w:r>
         <w:t xml:space="preserve"> Разве что государство окончательно исчезло из поля зрения</w:t>
@@ -24142,7 +24505,18 @@
       </w:r>
       <w:proofErr w:type="spellEnd"/>
       <w:r>
-        <w:t xml:space="preserve"> были вставки из, казалось, римского пурпура. Рыжий цвет её длинных локонов лишь дополнял образ залитой кровью обворожительной воительницы.</w:t>
+        <w:t xml:space="preserve"> были вставки из, </w:t>
+      </w:r>
+      <w:proofErr w:type="spellStart"/>
+      <w:r>
+        <w:t>казалос</w:t>
+      </w:r>
+      <w:r>
+        <w:t>я</w:t>
+      </w:r>
+      <w:proofErr w:type="spellEnd"/>
+      <w:r>
+        <w:t>, римского пурпура. Рыжий цвет её длинных локонов лишь дополнял образ залитой кровью обворожительной воительницы.</w:t>
       </w:r>
     </w:p>
     <w:p>
@@ -24480,7 +24854,18 @@
         <w:t>Кокетливо попрощавшись, Арес направилась в мою сторону, чтобы</w:t>
       </w:r>
       <w:r>
-        <w:t>, как мне казалось,</w:t>
+        <w:t xml:space="preserve">, как мне </w:t>
+      </w:r>
+      <w:proofErr w:type="spellStart"/>
+      <w:r>
+        <w:t>казалос</w:t>
+      </w:r>
+      <w:r>
+        <w:t>я</w:t>
+      </w:r>
+      <w:proofErr w:type="spellEnd"/>
+      <w:r>
+        <w:t>,</w:t>
       </w:r>
       <w:r>
         <w:t xml:space="preserve"> пойти по своим делам. </w:t>
@@ -24727,7 +25112,18 @@
         <w:pStyle w:val="a4"/>
       </w:pPr>
       <w:r>
-        <w:t>Не хотелось посылать Фрина за покупками в такую погоду, но ничего не поделаешь</w:t>
+        <w:t xml:space="preserve">Не </w:t>
+      </w:r>
+      <w:proofErr w:type="spellStart"/>
+      <w:r>
+        <w:t>хотелос</w:t>
+      </w:r>
+      <w:r>
+        <w:t>я</w:t>
+      </w:r>
+      <w:proofErr w:type="spellEnd"/>
+      <w:r>
+        <w:t xml:space="preserve"> посылать Фрина за покупками в такую погоду, но ничего не поделаешь</w:t>
       </w:r>
       <w:r>
         <w:t>.</w:t>
@@ -24987,7 +25383,15 @@
         <w:t xml:space="preserve"> могли принести</w:t>
       </w:r>
       <w:r>
-        <w:t xml:space="preserve"> в такой день? По прошествии пары минут</w:t>
+        <w:t xml:space="preserve"> в такой день? По </w:t>
+      </w:r>
+      <w:proofErr w:type="gramStart"/>
+      <w:r>
+        <w:t>прошествии</w:t>
+      </w:r>
+      <w:proofErr w:type="gramEnd"/>
+      <w:r>
+        <w:t xml:space="preserve"> пары минут</w:t>
       </w:r>
       <w:r>
         <w:t xml:space="preserve"> не </w:t>
@@ -24997,7 +25401,18 @@
         <w:t>стихающего</w:t>
       </w:r>
       <w:r>
-        <w:t xml:space="preserve"> звона, мне пришлось оставить мясо готовиться самостоятельно, ибо Фрин как-то не спешил выяснять, кто же посмел потревожить наш покой. Мяс</w:t>
+        <w:t xml:space="preserve"> звона, мне </w:t>
+      </w:r>
+      <w:proofErr w:type="spellStart"/>
+      <w:r>
+        <w:t>пришлос</w:t>
+      </w:r>
+      <w:r>
+        <w:t>я</w:t>
+      </w:r>
+      <w:proofErr w:type="spellEnd"/>
+      <w:r>
+        <w:t xml:space="preserve"> оставить мясо готовиться самостоятельно, ибо Фрин как-то не спешил выяснять, кто же посмел потревожить наш покой. Мяс</w:t>
       </w:r>
       <w:r>
         <w:t>о</w:t>
@@ -25360,7 +25775,18 @@
         <w:t xml:space="preserve"> только</w:t>
       </w:r>
       <w:r>
-        <w:t xml:space="preserve"> выглядело как пламя. Казалось,</w:t>
+        <w:t xml:space="preserve"> выглядело как пламя. </w:t>
+      </w:r>
+      <w:proofErr w:type="spellStart"/>
+      <w:r>
+        <w:t>Казалос</w:t>
+      </w:r>
+      <w:r>
+        <w:t>я</w:t>
+      </w:r>
+      <w:proofErr w:type="spellEnd"/>
+      <w:r>
+        <w:t>,</w:t>
       </w:r>
       <w:r>
         <w:t xml:space="preserve"> с</w:t>
@@ -25594,7 +26020,18 @@
         <w:t>рубашки</w:t>
       </w:r>
       <w:r>
-        <w:t>, пуговицы которой были скрыты дополнительным слоем ткани. Казалось, что пуговиц</w:t>
+        <w:t xml:space="preserve">, пуговицы которой были скрыты дополнительным слоем ткани. </w:t>
+      </w:r>
+      <w:proofErr w:type="spellStart"/>
+      <w:r>
+        <w:t>Казалос</w:t>
+      </w:r>
+      <w:r>
+        <w:t>я</w:t>
+      </w:r>
+      <w:proofErr w:type="spellEnd"/>
+      <w:r>
+        <w:t>, что пуговиц</w:t>
       </w:r>
       <w:r>
         <w:t xml:space="preserve"> у рубашки</w:t>
@@ -26321,7 +26758,18 @@
         <w:t>напускным</w:t>
       </w:r>
       <w:r>
-        <w:t xml:space="preserve"> недовольством это и ограничилось. Когда гости уже проходили в комнату, я попросил Исмааила повесить куртку в шкаф, что стоял справа от входной двери.</w:t>
+        <w:t xml:space="preserve"> недовольством это и </w:t>
+      </w:r>
+      <w:proofErr w:type="spellStart"/>
+      <w:r>
+        <w:t>ограничилос</w:t>
+      </w:r>
+      <w:r>
+        <w:t>я</w:t>
+      </w:r>
+      <w:proofErr w:type="spellEnd"/>
+      <w:r>
+        <w:t>. Когда гости уже проходили в комнату, я попросил Исмааила повесить куртку в шкаф, что стоял справа от входной двери.</w:t>
       </w:r>
     </w:p>
     <w:p>
@@ -31003,7 +31451,18 @@
         <w:t xml:space="preserve">, так тому и быть.&gt; </w:t>
       </w:r>
       <w:r>
-        <w:t>Опередив мои намерения, она взяла контроль в свои руки и легким движением, с переполняющим предвкушением в глазах, подтолкнула меня на кровать. Казалось, что её глаза даже как-то по-особенному заблестели. Будто язычки ярко-голубого пламени стали живыми и ещё более притягательными. Я не</w:t>
+        <w:t xml:space="preserve">Опередив мои намерения, она взяла контроль в свои руки и легким движением, с переполняющим предвкушением в глазах, подтолкнула меня на кровать. </w:t>
+      </w:r>
+      <w:proofErr w:type="spellStart"/>
+      <w:r>
+        <w:t>Казалос</w:t>
+      </w:r>
+      <w:r>
+        <w:t>я</w:t>
+      </w:r>
+      <w:proofErr w:type="spellEnd"/>
+      <w:r>
+        <w:t>, что её глаза даже как-то по-особенному заблестели. Будто язычки ярко-голубого пламени стали живыми и ещё более притягательными. Я не</w:t>
       </w:r>
       <w:r>
         <w:t xml:space="preserve"> стал</w:t>
@@ -31419,16 +31878,11 @@
       </w:r>
       <w:proofErr w:type="spellStart"/>
       <w:r>
-        <w:t>наслажда</w:t>
-      </w:r>
-      <w:bookmarkStart w:id="0" w:name="_GoBack"/>
-      <w:r>
-        <w:t>лис</w:t>
+        <w:t>наслаждалис</w:t>
       </w:r>
       <w:r>
         <w:t>я</w:t>
       </w:r>
-      <w:bookmarkEnd w:id="0"/>
       <w:proofErr w:type="spellEnd"/>
       <w:r>
         <w:t xml:space="preserve"> этим волшебным</w:t>
@@ -31463,7 +31917,18 @@
       </w:r>
       <w:proofErr w:type="gramEnd"/>
       <w:r>
-        <w:t xml:space="preserve"> не яростно скача на мне, а нежно скользя ими по моему телу. Периодически она немного меняла позу, выгибая свою спинку, опираясь рукой на кровать. Меня это распаляло только больше, ибо её тело, а особенно груди, в это время становилось необыкновенно желанно.</w:t>
+        <w:t xml:space="preserve"> не яростно скача на мне, а нежно скользя ими по моему телу. Периодически она немного меняла позу, выгибая свою спинку, опираясь рукой на кровать. Меня это распаляло только больше, ибо её тело, а особенно груди, в это время </w:t>
+      </w:r>
+      <w:proofErr w:type="spellStart"/>
+      <w:r>
+        <w:t>становилос</w:t>
+      </w:r>
+      <w:r>
+        <w:t>я</w:t>
+      </w:r>
+      <w:proofErr w:type="spellEnd"/>
+      <w:r>
+        <w:t xml:space="preserve"> необыкновенно желанно.</w:t>
       </w:r>
     </w:p>
     <w:p>
@@ -31557,7 +32022,27 @@
         <w:rPr>
           <w:color w:val="auto"/>
         </w:rPr>
-        <w:t>, как мне казалось,</w:t>
+        <w:t xml:space="preserve">, как мне </w:t>
+      </w:r>
+      <w:proofErr w:type="spellStart"/>
+      <w:r>
+        <w:rPr>
+          <w:color w:val="auto"/>
+        </w:rPr>
+        <w:t>казалос</w:t>
+      </w:r>
+      <w:r>
+        <w:rPr>
+          <w:color w:val="auto"/>
+        </w:rPr>
+        <w:t>я</w:t>
+      </w:r>
+      <w:proofErr w:type="spellEnd"/>
+      <w:r>
+        <w:rPr>
+          <w:color w:val="auto"/>
+        </w:rPr>
+        <w:t>,</w:t>
       </w:r>
       <w:r>
         <w:rPr>
@@ -31806,7 +32291,18 @@
         <w:pStyle w:val="a4"/>
       </w:pPr>
       <w:r>
-        <w:t>Но мне всё же удалось её обуздать. Заставив её лечь своим телом на меня, я приподнял её таз и начал напористо вбиваться в неё снизу, со скоростью даже большей, чем она скакала на мне. Однако этим я не мог ограничиться. В порыве страсти я пошлёпывал её по сочным</w:t>
+        <w:t xml:space="preserve">Но мне всё же </w:t>
+      </w:r>
+      <w:proofErr w:type="spellStart"/>
+      <w:r>
+        <w:t>удалос</w:t>
+      </w:r>
+      <w:r>
+        <w:t>я</w:t>
+      </w:r>
+      <w:proofErr w:type="spellEnd"/>
+      <w:r>
+        <w:t xml:space="preserve"> её обуздать. Заставив её лечь своим телом на меня, я приподнял её таз и начал напористо вбиваться в неё снизу, со скоростью даже большей, чем она скакала на мне. Однако этим я не мог ограничиться. В порыве страсти я пошлёпывал её по сочным</w:t>
       </w:r>
       <w:r>
         <w:t>и</w:t>
@@ -31869,7 +32365,18 @@
         <w:t>&lt;Никуда ты не пойдешь! Мы только начали!&gt;</w:t>
       </w:r>
       <w:r>
-        <w:t xml:space="preserve"> Однако ненасытной демонессе не понравилось, что я так бесцеремонно оставил её томиться в возбуждении, и принялась кидаться на меня, требуя продолжения родео. За что и получила несколько шлепков плёткой по её сладкой попке.</w:t>
+        <w:t xml:space="preserve"> Однако ненасытной демонессе не </w:t>
+      </w:r>
+      <w:proofErr w:type="spellStart"/>
+      <w:r>
+        <w:t>понравилос</w:t>
+      </w:r>
+      <w:r>
+        <w:t>я</w:t>
+      </w:r>
+      <w:proofErr w:type="spellEnd"/>
+      <w:r>
+        <w:t>, что я так бесцеремонно оставил её томиться в возбуждении, и принялась кидаться на меня, требуя продолжения родео. За что и получила несколько шлепков плёткой по её сладкой попке.</w:t>
       </w:r>
       <w:r>
         <w:rPr>
@@ -31966,10 +32473,32 @@
         <w:pStyle w:val="a4"/>
       </w:pPr>
       <w:r>
-        <w:t xml:space="preserve">Чем дольше это продолжалось, тем больше сходила с ума Гринди. Её личико постепенно менялось, начиная выражать только чистое ненасытное удовольствие. Её прелестные ножки постепенно, словно змеи, </w:t>
+        <w:t xml:space="preserve">Чем дольше это </w:t>
       </w:r>
       <w:proofErr w:type="spellStart"/>
       <w:r>
+        <w:t>продолжалос</w:t>
+      </w:r>
+      <w:r>
+        <w:t>я</w:t>
+      </w:r>
+      <w:proofErr w:type="spellEnd"/>
+      <w:r>
+        <w:t xml:space="preserve">, тем больше сходила с ума Гринди. Её личико постепенно </w:t>
+      </w:r>
+      <w:proofErr w:type="spellStart"/>
+      <w:r>
+        <w:t>менялос</w:t>
+      </w:r>
+      <w:r>
+        <w:t>я</w:t>
+      </w:r>
+      <w:proofErr w:type="spellEnd"/>
+      <w:r>
+        <w:t xml:space="preserve">, начиная выражать только чистое ненасытное удовольствие. Её прелестные ножки постепенно, словно змеи, </w:t>
+      </w:r>
+      <w:proofErr w:type="spellStart"/>
+      <w:r>
         <w:t>обвивалис</w:t>
       </w:r>
       <w:r>
@@ -32069,7 +32598,18 @@
       </w:r>
       <w:proofErr w:type="gramEnd"/>
       <w:r>
-        <w:t xml:space="preserve"> естество и потихоньку, но напористо начал вминать Гринди, иногда позволяя себе оттягивать её волосы так, чтобы её прекрасное тело выгибалось в моих объятьях. В эти моменты я целовал её сладкие губки, не забывая пройтись по её шее и ключице, осторожно держа её за ту самую шею. Другая рука доставляла удовольствие даме, наминая её огромные упругие достоинства, попутно пощипывая и оттягивая торчащие сосочки.</w:t>
+        <w:t xml:space="preserve"> естество и потихоньку, но напористо начал вминать Гринди, иногда позволяя себе оттягивать её волосы так, чтобы её прекрасное тело </w:t>
+      </w:r>
+      <w:proofErr w:type="spellStart"/>
+      <w:r>
+        <w:t>выгибалос</w:t>
+      </w:r>
+      <w:r>
+        <w:t>я</w:t>
+      </w:r>
+      <w:proofErr w:type="spellEnd"/>
+      <w:r>
+        <w:t xml:space="preserve"> в моих объятьях. В эти моменты я целовал её сладкие губки, не забывая пройтись по её шее и ключице, осторожно держа её за ту самую шею. Другая рука доставляла удовольствие даме, наминая её огромные упругие достоинства, попутно пощипывая и оттягивая торчащие сосочки.</w:t>
       </w:r>
     </w:p>
     <w:p>
@@ -32167,7 +32707,29 @@
         <w:pStyle w:val="a4"/>
       </w:pPr>
       <w:r>
-        <w:t xml:space="preserve">Чем дольше это продолжалось, тем больше мне хотелось перехватить контроль. Чтобы окончательно его не потерять, я нежно ухватил её голову за волосы, и, немного грубовато, начала задавать темп ей и направлять её движения. </w:t>
+        <w:t xml:space="preserve">Чем дольше это </w:t>
+      </w:r>
+      <w:proofErr w:type="spellStart"/>
+      <w:r>
+        <w:t>продолжалос</w:t>
+      </w:r>
+      <w:r>
+        <w:t>я</w:t>
+      </w:r>
+      <w:proofErr w:type="spellEnd"/>
+      <w:r>
+        <w:t xml:space="preserve">, тем больше мне </w:t>
+      </w:r>
+      <w:proofErr w:type="spellStart"/>
+      <w:r>
+        <w:t>хотелос</w:t>
+      </w:r>
+      <w:r>
+        <w:t>я</w:t>
+      </w:r>
+      <w:proofErr w:type="spellEnd"/>
+      <w:r>
+        <w:t xml:space="preserve"> перехватить контроль. Чтобы окончательно его не потерять, я нежно ухватил её голову за волосы, и, немного грубовато, начала задавать темп ей и направлять её движения. </w:t>
       </w:r>
       <w:r>
         <w:t xml:space="preserve">В самом конце она сбросила с себя оковы моего контроля, и начала, </w:t>
@@ -34473,7 +35035,7 @@
 </file>
 
 <file path=customXml/itemProps1.xml><?xml version="1.0" encoding="utf-8"?>
-<ds:datastoreItem xmlns:ds="http://schemas.openxmlformats.org/officeDocument/2006/customXml" ds:itemID="{E854B88C-55DD-4EC9-B423-009DCA841D38}">
+<ds:datastoreItem xmlns:ds="http://schemas.openxmlformats.org/officeDocument/2006/customXml" ds:itemID="{689E4729-E12A-4C16-AE95-47FBA4AF7B18}">
   <ds:schemaRefs>
     <ds:schemaRef ds:uri="http://schemas.openxmlformats.org/officeDocument/2006/bibliography"/>
   </ds:schemaRefs>
